--- a/TS-Padam/TS-1.2/TS 1.2 Sanskrit Pada Paatam Corrections.docx
+++ b/TS-Padam/TS-1.2/TS 1.2 Sanskrit Pada Paatam Corrections.docx
@@ -6,11 +6,9 @@
       <w:pPr>
         <w:jc w:val="center"/>
         <w:rPr>
-          <w:b/>
-          <w:bCs/>
-          <w:sz w:val="32"/>
-          <w:szCs w:val="32"/>
-          <w:u w:val="single"/>
+          <w:bCs/>
+          <w:sz w:val="32"/>
+          <w:szCs w:val="32"/>
         </w:rPr>
       </w:pPr>
       <w:bookmarkStart w:id="0" w:name="_Hlk118199059"/>
@@ -30,15 +28,21 @@
           <w:bCs/>
           <w:sz w:val="32"/>
           <w:szCs w:val="32"/>
-          <w:highlight w:val="red"/>
           <w:u w:val="single"/>
         </w:rPr>
-        <w:t>????</w:t>
+        <w:t>31st July 2025</w:t>
+      </w:r>
+      <w:r>
+        <w:rPr>
+          <w:bCs/>
+          <w:sz w:val="32"/>
+          <w:szCs w:val="32"/>
+        </w:rPr>
+        <w:t xml:space="preserve"> </w:t>
       </w:r>
     </w:p>
     <w:p>
       <w:pPr>
-        <w:spacing w:before="0" w:line="240" w:lineRule="auto"/>
         <w:jc w:val="center"/>
         <w:rPr>
           <w:bCs/>
@@ -597,10 +601,7 @@
           <w:u w:val="single"/>
         </w:rPr>
       </w:pPr>
-    </w:p>
-    <w:p>
-      <w:pPr>
-        <w:jc w:val="center"/>
+      <w:r>
         <w:rPr>
           <w:b/>
           <w:bCs/>
@@ -608,16 +609,7 @@
           <w:szCs w:val="32"/>
           <w:u w:val="single"/>
         </w:rPr>
-      </w:pPr>
-      <w:r>
-        <w:rPr>
-          <w:b/>
-          <w:bCs/>
-          <w:sz w:val="32"/>
-          <w:szCs w:val="32"/>
-          <w:u w:val="single"/>
-        </w:rPr>
-        <w:t>TS Pada Paatam – TS 1.2 Sanskrit Corrections – Observed till 31st July 2025</w:t>
+        <w:t>TS Pada Paatam – TS 1.2 Sanskrit Corrections – Observed till 30th June 2024</w:t>
       </w:r>
     </w:p>
     <w:p>
@@ -914,6 +906,66 @@
           <w:u w:val="single"/>
         </w:rPr>
       </w:pPr>
+    </w:p>
+    <w:p>
+      <w:pPr>
+        <w:jc w:val="center"/>
+        <w:rPr>
+          <w:b/>
+          <w:bCs/>
+          <w:sz w:val="32"/>
+          <w:szCs w:val="32"/>
+          <w:u w:val="single"/>
+        </w:rPr>
+      </w:pPr>
+    </w:p>
+    <w:p>
+      <w:pPr>
+        <w:jc w:val="center"/>
+        <w:rPr>
+          <w:b/>
+          <w:bCs/>
+          <w:sz w:val="32"/>
+          <w:szCs w:val="32"/>
+          <w:u w:val="single"/>
+        </w:rPr>
+      </w:pPr>
+    </w:p>
+    <w:p>
+      <w:pPr>
+        <w:jc w:val="center"/>
+        <w:rPr>
+          <w:b/>
+          <w:bCs/>
+          <w:sz w:val="32"/>
+          <w:szCs w:val="32"/>
+          <w:u w:val="single"/>
+        </w:rPr>
+      </w:pPr>
+    </w:p>
+    <w:p>
+      <w:pPr>
+        <w:jc w:val="center"/>
+        <w:rPr>
+          <w:b/>
+          <w:bCs/>
+          <w:sz w:val="32"/>
+          <w:szCs w:val="32"/>
+          <w:u w:val="single"/>
+        </w:rPr>
+      </w:pPr>
+    </w:p>
+    <w:p>
+      <w:pPr>
+        <w:jc w:val="center"/>
+        <w:rPr>
+          <w:b/>
+          <w:bCs/>
+          <w:sz w:val="32"/>
+          <w:szCs w:val="32"/>
+          <w:u w:val="single"/>
+        </w:rPr>
+      </w:pPr>
       <w:r>
         <w:rPr>
           <w:b/>
@@ -922,7 +974,77 @@
           <w:szCs w:val="32"/>
           <w:u w:val="single"/>
         </w:rPr>
-        <w:t>TS Pada Paatam – TS 1.2 Sanskrit Corrections – Observed till 30th June 2024</w:t>
+        <w:t>TS Pada Paatam – TS 1.</w:t>
+      </w:r>
+      <w:r>
+        <w:rPr>
+          <w:b/>
+          <w:bCs/>
+          <w:sz w:val="32"/>
+          <w:szCs w:val="32"/>
+          <w:u w:val="single"/>
+        </w:rPr>
+        <w:t>2</w:t>
+      </w:r>
+      <w:r>
+        <w:rPr>
+          <w:b/>
+          <w:bCs/>
+          <w:sz w:val="32"/>
+          <w:szCs w:val="32"/>
+          <w:u w:val="single"/>
+        </w:rPr>
+        <w:t xml:space="preserve"> </w:t>
+      </w:r>
+      <w:r>
+        <w:rPr>
+          <w:b/>
+          <w:bCs/>
+          <w:sz w:val="32"/>
+          <w:szCs w:val="32"/>
+          <w:u w:val="single"/>
+        </w:rPr>
+        <w:t>Sanskrit</w:t>
+      </w:r>
+      <w:r>
+        <w:rPr>
+          <w:b/>
+          <w:bCs/>
+          <w:sz w:val="32"/>
+          <w:szCs w:val="32"/>
+          <w:u w:val="single"/>
+        </w:rPr>
+        <w:t xml:space="preserve"> Corrections –</w:t>
+      </w:r>
+      <w:r>
+        <w:rPr>
+          <w:b/>
+          <w:bCs/>
+          <w:sz w:val="32"/>
+          <w:szCs w:val="32"/>
+          <w:u w:val="single"/>
+        </w:rPr>
+        <w:t xml:space="preserve"> </w:t>
+      </w:r>
+      <w:r>
+        <w:rPr>
+          <w:b/>
+          <w:bCs/>
+          <w:sz w:val="32"/>
+          <w:szCs w:val="32"/>
+          <w:u w:val="single"/>
+        </w:rPr>
+        <w:t xml:space="preserve">Observed till </w:t>
+      </w:r>
+      <w:r>
+        <w:rPr>
+          <w:b/>
+          <w:bCs/>
+          <w:sz w:val="32"/>
+          <w:szCs w:val="32"/>
+          <w:u w:val="single"/>
+        </w:rPr>
+        <w:t>31st Oct 2023</w:t>
       </w:r>
     </w:p>
     <w:p>
@@ -930,16 +1052,14 @@
         <w:spacing w:before="0" w:line="240" w:lineRule="auto"/>
         <w:jc w:val="center"/>
         <w:rPr>
-          <w:bCs/>
-          <w:sz w:val="32"/>
-          <w:szCs w:val="32"/>
+          <w:b/>
+          <w:szCs w:val="24"/>
         </w:rPr>
       </w:pPr>
       <w:r>
         <w:rPr>
-          <w:bCs/>
-          <w:sz w:val="32"/>
-          <w:szCs w:val="32"/>
+          <w:b/>
+          <w:szCs w:val="24"/>
         </w:rPr>
         <w:t>(ignore those which are already incorporated in your book’s version and date)</w:t>
       </w:r>
@@ -967,27 +1087,24 @@
         <w:tc>
           <w:tcPr>
             <w:tcW w:w="3006" w:type="dxa"/>
-            <w:tcBorders>
-              <w:top w:val="single" w:sz="4" w:space="0" w:color="000000"/>
-              <w:left w:val="single" w:sz="4" w:space="0" w:color="000000"/>
-              <w:bottom w:val="single" w:sz="4" w:space="0" w:color="000000"/>
-              <w:right w:val="single" w:sz="4" w:space="0" w:color="000000"/>
-            </w:tcBorders>
-            <w:hideMark/>
           </w:tcPr>
           <w:p>
             <w:pPr>
               <w:spacing w:before="0" w:line="240" w:lineRule="auto"/>
               <w:jc w:val="center"/>
               <w:rPr>
-                <w:sz w:val="32"/>
-                <w:szCs w:val="32"/>
-              </w:rPr>
-            </w:pPr>
-            <w:r>
-              <w:rPr>
-                <w:sz w:val="32"/>
-                <w:szCs w:val="32"/>
+                <w:b/>
+                <w:bCs/>
+                <w:sz w:val="28"/>
+                <w:szCs w:val="28"/>
+              </w:rPr>
+            </w:pPr>
+            <w:r>
+              <w:rPr>
+                <w:b/>
+                <w:bCs/>
+                <w:sz w:val="28"/>
+                <w:szCs w:val="28"/>
               </w:rPr>
               <w:t>Section, Paragraph</w:t>
             </w:r>
@@ -997,14 +1114,18 @@
               <w:spacing w:before="0" w:line="240" w:lineRule="auto"/>
               <w:jc w:val="center"/>
               <w:rPr>
-                <w:sz w:val="32"/>
-                <w:szCs w:val="32"/>
-              </w:rPr>
-            </w:pPr>
-            <w:r>
-              <w:rPr>
-                <w:sz w:val="32"/>
-                <w:szCs w:val="32"/>
+                <w:b/>
+                <w:bCs/>
+                <w:sz w:val="28"/>
+                <w:szCs w:val="28"/>
+              </w:rPr>
+            </w:pPr>
+            <w:r>
+              <w:rPr>
+                <w:b/>
+                <w:bCs/>
+                <w:sz w:val="28"/>
+                <w:szCs w:val="28"/>
               </w:rPr>
               <w:t>Reference</w:t>
             </w:r>
@@ -1013,27 +1134,24 @@
         <w:tc>
           <w:tcPr>
             <w:tcW w:w="5244" w:type="dxa"/>
-            <w:tcBorders>
-              <w:top w:val="single" w:sz="4" w:space="0" w:color="000000"/>
-              <w:left w:val="single" w:sz="4" w:space="0" w:color="000000"/>
-              <w:bottom w:val="single" w:sz="4" w:space="0" w:color="000000"/>
-              <w:right w:val="single" w:sz="4" w:space="0" w:color="000000"/>
-            </w:tcBorders>
-            <w:hideMark/>
           </w:tcPr>
           <w:p>
             <w:pPr>
               <w:spacing w:before="0" w:line="240" w:lineRule="auto"/>
               <w:jc w:val="center"/>
               <w:rPr>
-                <w:sz w:val="32"/>
-                <w:szCs w:val="32"/>
-              </w:rPr>
-            </w:pPr>
-            <w:r>
-              <w:rPr>
-                <w:sz w:val="32"/>
-                <w:szCs w:val="32"/>
+                <w:b/>
+                <w:bCs/>
+                <w:sz w:val="28"/>
+                <w:szCs w:val="28"/>
+              </w:rPr>
+            </w:pPr>
+            <w:r>
+              <w:rPr>
+                <w:b/>
+                <w:bCs/>
+                <w:sz w:val="28"/>
+                <w:szCs w:val="28"/>
               </w:rPr>
               <w:t>As Printed</w:t>
             </w:r>
@@ -1042,13 +1160,6 @@
         <w:tc>
           <w:tcPr>
             <w:tcW w:w="5103" w:type="dxa"/>
-            <w:tcBorders>
-              <w:top w:val="single" w:sz="4" w:space="0" w:color="000000"/>
-              <w:left w:val="single" w:sz="4" w:space="0" w:color="000000"/>
-              <w:bottom w:val="single" w:sz="4" w:space="0" w:color="000000"/>
-              <w:right w:val="single" w:sz="4" w:space="0" w:color="000000"/>
-            </w:tcBorders>
-            <w:hideMark/>
           </w:tcPr>
           <w:p>
             <w:pPr>
@@ -1056,14 +1167,18 @@
               <w:ind w:left="-183" w:right="-18"/>
               <w:jc w:val="center"/>
               <w:rPr>
-                <w:sz w:val="32"/>
-                <w:szCs w:val="32"/>
-              </w:rPr>
-            </w:pPr>
-            <w:r>
-              <w:rPr>
-                <w:sz w:val="32"/>
-                <w:szCs w:val="32"/>
+                <w:b/>
+                <w:bCs/>
+                <w:sz w:val="28"/>
+                <w:szCs w:val="28"/>
+              </w:rPr>
+            </w:pPr>
+            <w:r>
+              <w:rPr>
+                <w:b/>
+                <w:bCs/>
+                <w:sz w:val="28"/>
+                <w:szCs w:val="28"/>
               </w:rPr>
               <w:t>To be read as or corrected as</w:t>
             </w:r>
@@ -1083,29 +1198,124 @@
               <w:bottom w:val="single" w:sz="4" w:space="0" w:color="auto"/>
               <w:right w:val="single" w:sz="4" w:space="0" w:color="000000"/>
             </w:tcBorders>
-            <w:hideMark/>
           </w:tcPr>
           <w:p>
             <w:pPr>
               <w:spacing w:before="0" w:line="240" w:lineRule="auto"/>
               <w:ind w:left="29"/>
-              <w:jc w:val="center"/>
-              <w:rPr>
-                <w:rFonts w:cs="Arial"/>
-                <w:color w:val="000000"/>
-                <w:sz w:val="32"/>
-                <w:szCs w:val="32"/>
-              </w:rPr>
-            </w:pPr>
-            <w:r>
-              <w:rPr>
-                <w:rFonts w:cs="Arial"/>
-                <w:color w:val="000000"/>
-                <w:sz w:val="32"/>
-                <w:szCs w:val="32"/>
-              </w:rPr>
-              <w:lastRenderedPageBreak/>
-              <w:t>None</w:t>
+              <w:rPr>
+                <w:rFonts w:cs="Arial"/>
+                <w:b/>
+                <w:color w:val="000000"/>
+                <w:sz w:val="32"/>
+                <w:szCs w:val="32"/>
+                <w:lang w:val="it-IT"/>
+              </w:rPr>
+            </w:pPr>
+            <w:r>
+              <w:rPr>
+                <w:rFonts w:cs="Arial"/>
+                <w:b/>
+                <w:color w:val="000000"/>
+                <w:sz w:val="32"/>
+                <w:szCs w:val="32"/>
+                <w:lang w:val="it-IT"/>
+              </w:rPr>
+              <w:t>1.2.</w:t>
+            </w:r>
+            <w:r>
+              <w:rPr>
+                <w:rFonts w:cs="Arial"/>
+                <w:b/>
+                <w:color w:val="000000"/>
+                <w:sz w:val="32"/>
+                <w:szCs w:val="32"/>
+                <w:lang w:val="it-IT"/>
+              </w:rPr>
+              <w:t>5.2</w:t>
+            </w:r>
+            <w:r>
+              <w:rPr>
+                <w:rFonts w:cs="Arial"/>
+                <w:b/>
+                <w:color w:val="000000"/>
+                <w:sz w:val="32"/>
+                <w:szCs w:val="32"/>
+                <w:lang w:val="it-IT"/>
+              </w:rPr>
+              <w:t xml:space="preserve"> – Padam</w:t>
+            </w:r>
+          </w:p>
+          <w:p>
+            <w:pPr>
+              <w:spacing w:before="0" w:line="240" w:lineRule="auto"/>
+              <w:ind w:left="29"/>
+              <w:rPr>
+                <w:rFonts w:cs="Arial"/>
+                <w:b/>
+                <w:color w:val="000000"/>
+                <w:sz w:val="32"/>
+                <w:szCs w:val="32"/>
+                <w:lang w:val="it-IT"/>
+              </w:rPr>
+            </w:pPr>
+            <w:r>
+              <w:rPr>
+                <w:rFonts w:cs="Arial"/>
+                <w:b/>
+                <w:color w:val="000000"/>
+                <w:sz w:val="32"/>
+                <w:szCs w:val="32"/>
+                <w:lang w:val="it-IT"/>
+              </w:rPr>
+              <w:t xml:space="preserve">Padam No. - </w:t>
+            </w:r>
+            <w:r>
+              <w:rPr>
+                <w:rFonts w:cs="Arial"/>
+                <w:b/>
+                <w:color w:val="000000"/>
+                <w:sz w:val="32"/>
+                <w:szCs w:val="32"/>
+                <w:lang w:val="it-IT"/>
+              </w:rPr>
+              <w:t>24</w:t>
+            </w:r>
+          </w:p>
+          <w:p>
+            <w:pPr>
+              <w:spacing w:before="0" w:line="240" w:lineRule="auto"/>
+              <w:ind w:left="29"/>
+              <w:rPr>
+                <w:rFonts w:cs="Arial"/>
+                <w:b/>
+                <w:color w:val="000000"/>
+                <w:sz w:val="32"/>
+                <w:szCs w:val="32"/>
+                <w:lang w:val="it-IT"/>
+              </w:rPr>
+            </w:pPr>
+            <w:r>
+              <w:rPr>
+                <w:rFonts w:cs="Arial"/>
+                <w:b/>
+                <w:color w:val="000000"/>
+                <w:sz w:val="32"/>
+                <w:szCs w:val="32"/>
+                <w:lang w:val="it-IT"/>
+              </w:rPr>
+              <w:t xml:space="preserve">Panchaati No. - </w:t>
+            </w:r>
+            <w:r>
+              <w:rPr>
+                <w:rFonts w:cs="Arial"/>
+                <w:b/>
+                <w:color w:val="000000"/>
+                <w:sz w:val="32"/>
+                <w:szCs w:val="32"/>
+                <w:lang w:val="it-IT"/>
+              </w:rPr>
+              <w:t>12</w:t>
             </w:r>
           </w:p>
         </w:tc>
@@ -1118,7 +1328,292 @@
               <w:bottom w:val="single" w:sz="4" w:space="0" w:color="auto"/>
               <w:right w:val="single" w:sz="4" w:space="0" w:color="000000"/>
             </w:tcBorders>
-            <w:hideMark/>
+          </w:tcPr>
+          <w:p>
+            <w:pPr>
+              <w:widowControl w:val="0"/>
+              <w:autoSpaceDE w:val="0"/>
+              <w:autoSpaceDN w:val="0"/>
+              <w:adjustRightInd w:val="0"/>
+              <w:spacing w:line="240" w:lineRule="auto"/>
+              <w:ind w:right="-138"/>
+              <w:rPr>
+                <w:rFonts w:ascii="BRH Malayalam Extra" w:hAnsi="BRH Malayalam Extra" w:cs="BRH Malayalam Extra"/>
+                <w:sz w:val="40"/>
+                <w:szCs w:val="40"/>
+                <w:lang w:val="it-IT" w:eastAsia="en-IN"/>
+              </w:rPr>
+            </w:pPr>
+            <w:r>
+              <w:rPr>
+                <w:rFonts w:ascii="BRH Devanagari Extra" w:hAnsi="BRH Devanagari Extra" w:cs="BRH Devanagari Extra"/>
+                <w:sz w:val="40"/>
+                <w:szCs w:val="40"/>
+                <w:highlight w:val="yellow"/>
+                <w:lang w:val="it-IT"/>
+              </w:rPr>
+              <w:t>qÉÉ</w:t>
+            </w:r>
+            <w:r>
+              <w:rPr>
+                <w:rFonts w:ascii="BRH Malayalam Extra" w:hAnsi="BRH Malayalam Extra" w:cs="BRH Devanagari Extra"/>
+                <w:sz w:val="34"/>
+                <w:szCs w:val="40"/>
+                <w:highlight w:val="yellow"/>
+                <w:lang w:val="it-IT"/>
+              </w:rPr>
+              <w:t>–</w:t>
+            </w:r>
+            <w:r>
+              <w:rPr>
+                <w:rFonts w:ascii="BRH Devanagari Extra" w:hAnsi="BRH Devanagari Extra" w:cs="BRH Devanagari Extra"/>
+                <w:sz w:val="40"/>
+                <w:szCs w:val="40"/>
+                <w:lang w:val="it-IT"/>
+              </w:rPr>
+              <w:t xml:space="preserve"> | A</w:t>
+            </w:r>
+            <w:r>
+              <w:rPr>
+                <w:rFonts w:ascii="BRH Malayalam Extra" w:hAnsi="BRH Malayalam Extra" w:cs="BRH Devanagari Extra"/>
+                <w:sz w:val="34"/>
+                <w:szCs w:val="40"/>
+                <w:lang w:val="it-IT"/>
+              </w:rPr>
+              <w:t>–</w:t>
+            </w:r>
+            <w:r>
+              <w:rPr>
+                <w:rFonts w:ascii="BRH Devanagari Extra" w:hAnsi="BRH Devanagari Extra" w:cs="BRH Devanagari Extra"/>
+                <w:sz w:val="40"/>
+                <w:szCs w:val="40"/>
+                <w:lang w:val="it-IT"/>
+              </w:rPr>
+              <w:t>WûqÉç | UÉ</w:t>
+            </w:r>
+            <w:r>
+              <w:rPr>
+                <w:rFonts w:ascii="BRH Malayalam Extra" w:hAnsi="BRH Malayalam Extra" w:cs="BRH Devanagari Extra"/>
+                <w:sz w:val="34"/>
+                <w:szCs w:val="40"/>
+                <w:lang w:val="it-IT"/>
+              </w:rPr>
+              <w:t>–</w:t>
+            </w:r>
+            <w:r>
+              <w:rPr>
+                <w:rFonts w:ascii="BRH Devanagari Extra" w:hAnsi="BRH Devanagari Extra" w:cs="BRH Devanagari Extra"/>
+                <w:sz w:val="40"/>
+                <w:szCs w:val="40"/>
+                <w:lang w:val="it-IT"/>
+              </w:rPr>
+              <w:t>rÉÈ |</w:t>
+            </w:r>
+          </w:p>
+        </w:tc>
+        <w:tc>
+          <w:tcPr>
+            <w:tcW w:w="5103" w:type="dxa"/>
+            <w:tcBorders>
+              <w:top w:val="single" w:sz="4" w:space="0" w:color="000000"/>
+              <w:left w:val="single" w:sz="4" w:space="0" w:color="000000"/>
+              <w:bottom w:val="single" w:sz="4" w:space="0" w:color="auto"/>
+              <w:right w:val="single" w:sz="4" w:space="0" w:color="000000"/>
+            </w:tcBorders>
+          </w:tcPr>
+          <w:p>
+            <w:pPr>
+              <w:widowControl w:val="0"/>
+              <w:autoSpaceDE w:val="0"/>
+              <w:autoSpaceDN w:val="0"/>
+              <w:adjustRightInd w:val="0"/>
+              <w:spacing w:before="0" w:line="240" w:lineRule="auto"/>
+              <w:rPr>
+                <w:rFonts w:ascii="BRH Malayalam Extra" w:hAnsi="BRH Malayalam Extra" w:cs="BRH Malayalam Extra"/>
+                <w:sz w:val="40"/>
+                <w:szCs w:val="40"/>
+                <w:lang w:val="it-IT" w:eastAsia="en-IN"/>
+              </w:rPr>
+            </w:pPr>
+            <w:r>
+              <w:rPr>
+                <w:rFonts w:ascii="BRH Devanagari Extra" w:hAnsi="BRH Devanagari Extra" w:cs="BRH Devanagari Extra"/>
+                <w:sz w:val="40"/>
+                <w:szCs w:val="40"/>
+                <w:highlight w:val="green"/>
+                <w:lang w:val="it-IT"/>
+              </w:rPr>
+              <w:t>qÉÉ</w:t>
+            </w:r>
+            <w:r>
+              <w:rPr>
+                <w:rFonts w:ascii="BRH Devanagari Extra" w:hAnsi="BRH Devanagari Extra" w:cs="BRH Devanagari Extra"/>
+                <w:sz w:val="40"/>
+                <w:szCs w:val="40"/>
+                <w:lang w:val="it-IT"/>
+              </w:rPr>
+              <w:t xml:space="preserve"> | A</w:t>
+            </w:r>
+            <w:r>
+              <w:rPr>
+                <w:rFonts w:ascii="BRH Malayalam Extra" w:hAnsi="BRH Malayalam Extra" w:cs="BRH Devanagari Extra"/>
+                <w:sz w:val="34"/>
+                <w:szCs w:val="40"/>
+                <w:lang w:val="it-IT"/>
+              </w:rPr>
+              <w:t>–</w:t>
+            </w:r>
+            <w:r>
+              <w:rPr>
+                <w:rFonts w:ascii="BRH Devanagari Extra" w:hAnsi="BRH Devanagari Extra" w:cs="BRH Devanagari Extra"/>
+                <w:sz w:val="40"/>
+                <w:szCs w:val="40"/>
+                <w:lang w:val="it-IT"/>
+              </w:rPr>
+              <w:t>WûqÉç | UÉ</w:t>
+            </w:r>
+            <w:r>
+              <w:rPr>
+                <w:rFonts w:ascii="BRH Malayalam Extra" w:hAnsi="BRH Malayalam Extra" w:cs="BRH Devanagari Extra"/>
+                <w:sz w:val="34"/>
+                <w:szCs w:val="40"/>
+                <w:lang w:val="it-IT"/>
+              </w:rPr>
+              <w:t>–</w:t>
+            </w:r>
+            <w:r>
+              <w:rPr>
+                <w:rFonts w:ascii="BRH Devanagari Extra" w:hAnsi="BRH Devanagari Extra" w:cs="BRH Devanagari Extra"/>
+                <w:sz w:val="40"/>
+                <w:szCs w:val="40"/>
+                <w:lang w:val="it-IT"/>
+              </w:rPr>
+              <w:t>rÉÈ |</w:t>
+            </w:r>
+          </w:p>
+        </w:tc>
+      </w:tr>
+      <w:tr>
+        <w:trPr>
+          <w:trHeight w:val="1020"/>
+        </w:trPr>
+        <w:tc>
+          <w:tcPr>
+            <w:tcW w:w="3006" w:type="dxa"/>
+            <w:tcBorders>
+              <w:top w:val="single" w:sz="4" w:space="0" w:color="000000"/>
+              <w:left w:val="single" w:sz="4" w:space="0" w:color="000000"/>
+              <w:bottom w:val="single" w:sz="4" w:space="0" w:color="auto"/>
+              <w:right w:val="single" w:sz="4" w:space="0" w:color="000000"/>
+            </w:tcBorders>
+          </w:tcPr>
+          <w:p>
+            <w:pPr>
+              <w:spacing w:before="0" w:line="240" w:lineRule="auto"/>
+              <w:ind w:left="29"/>
+              <w:rPr>
+                <w:rFonts w:cs="Arial"/>
+                <w:b/>
+                <w:color w:val="000000"/>
+                <w:sz w:val="32"/>
+                <w:szCs w:val="32"/>
+                <w:lang w:val="it-IT"/>
+              </w:rPr>
+            </w:pPr>
+            <w:r>
+              <w:rPr>
+                <w:rFonts w:cs="Arial"/>
+                <w:b/>
+                <w:color w:val="000000"/>
+                <w:sz w:val="32"/>
+                <w:szCs w:val="32"/>
+                <w:lang w:val="it-IT"/>
+              </w:rPr>
+              <w:t>1.2.</w:t>
+            </w:r>
+            <w:r>
+              <w:rPr>
+                <w:rFonts w:cs="Arial"/>
+                <w:b/>
+                <w:color w:val="000000"/>
+                <w:sz w:val="32"/>
+                <w:szCs w:val="32"/>
+                <w:lang w:val="it-IT"/>
+              </w:rPr>
+              <w:t>1</w:t>
+            </w:r>
+            <w:r>
+              <w:rPr>
+                <w:rFonts w:cs="Arial"/>
+                <w:b/>
+                <w:color w:val="000000"/>
+                <w:sz w:val="32"/>
+                <w:szCs w:val="32"/>
+                <w:lang w:val="it-IT"/>
+              </w:rPr>
+              <w:t>4.1 – Padam</w:t>
+            </w:r>
+          </w:p>
+          <w:p>
+            <w:pPr>
+              <w:spacing w:before="0" w:line="240" w:lineRule="auto"/>
+              <w:ind w:left="29"/>
+              <w:rPr>
+                <w:rFonts w:cs="Arial"/>
+                <w:b/>
+                <w:color w:val="000000"/>
+                <w:sz w:val="32"/>
+                <w:szCs w:val="32"/>
+                <w:lang w:val="it-IT"/>
+              </w:rPr>
+            </w:pPr>
+            <w:r>
+              <w:rPr>
+                <w:rFonts w:cs="Arial"/>
+                <w:b/>
+                <w:color w:val="000000"/>
+                <w:sz w:val="32"/>
+                <w:szCs w:val="32"/>
+                <w:lang w:val="it-IT"/>
+              </w:rPr>
+              <w:t>Padam No. - 46</w:t>
+            </w:r>
+          </w:p>
+          <w:p>
+            <w:pPr>
+              <w:spacing w:before="0" w:line="240" w:lineRule="auto"/>
+              <w:ind w:left="29"/>
+              <w:jc w:val="center"/>
+              <w:rPr>
+                <w:rFonts w:cs="Arial"/>
+                <w:color w:val="000000"/>
+                <w:sz w:val="32"/>
+                <w:szCs w:val="32"/>
+                <w:lang w:val="it-IT"/>
+              </w:rPr>
+            </w:pPr>
+            <w:r>
+              <w:rPr>
+                <w:rFonts w:cs="Arial"/>
+                <w:b/>
+                <w:color w:val="000000"/>
+                <w:sz w:val="32"/>
+                <w:szCs w:val="32"/>
+                <w:lang w:val="it-IT"/>
+              </w:rPr>
+              <w:t>Panchaati No. - 28</w:t>
+            </w:r>
+          </w:p>
+        </w:tc>
+        <w:tc>
+          <w:tcPr>
+            <w:tcW w:w="5244" w:type="dxa"/>
+            <w:tcBorders>
+              <w:top w:val="single" w:sz="4" w:space="0" w:color="000000"/>
+              <w:left w:val="single" w:sz="4" w:space="0" w:color="000000"/>
+              <w:bottom w:val="single" w:sz="4" w:space="0" w:color="auto"/>
+              <w:right w:val="single" w:sz="4" w:space="0" w:color="000000"/>
+            </w:tcBorders>
           </w:tcPr>
           <w:p>
             <w:pPr>
@@ -1130,21 +1625,76 @@
               <w:ind w:right="-138"/>
               <w:jc w:val="center"/>
               <w:rPr>
-                <w:rFonts w:ascii="BRH Malayalam Extra" w:hAnsi="BRH Malayalam Extra"/>
-                <w:color w:val="000000"/>
-                <w:sz w:val="40"/>
-                <w:szCs w:val="40"/>
-                <w:lang w:val="en-IN" w:eastAsia="en-IN"/>
-              </w:rPr>
-            </w:pPr>
-            <w:r>
-              <w:rPr>
-                <w:rFonts w:cs="Arial"/>
-                <w:color w:val="000000"/>
-                <w:sz w:val="32"/>
-                <w:szCs w:val="32"/>
-              </w:rPr>
-              <w:t>None</w:t>
+                <w:rFonts w:ascii="BRH Malayalam Extra" w:hAnsi="BRH Malayalam Extra" w:cs="BRH Malayalam Extra"/>
+                <w:color w:val="000000"/>
+                <w:sz w:val="40"/>
+                <w:szCs w:val="40"/>
+                <w:lang w:val="it-IT" w:eastAsia="en-IN"/>
+              </w:rPr>
+            </w:pPr>
+            <w:r>
+              <w:rPr>
+                <w:rFonts w:ascii="BRH Devanagari Extra" w:hAnsi="BRH Devanagari Extra" w:cs="BRH Devanagari Extra"/>
+                <w:sz w:val="40"/>
+                <w:szCs w:val="40"/>
+                <w:lang w:val="it-IT"/>
+              </w:rPr>
+              <w:t>ÌuÉ</w:t>
+            </w:r>
+            <w:r>
+              <w:rPr>
+                <w:rFonts w:ascii="BRH Malayalam Extra" w:hAnsi="BRH Malayalam Extra" w:cs="BRH Devanagari Extra"/>
+                <w:sz w:val="34"/>
+                <w:szCs w:val="40"/>
+                <w:lang w:val="it-IT"/>
+              </w:rPr>
+              <w:t>–</w:t>
+            </w:r>
+            <w:r>
+              <w:rPr>
+                <w:rFonts w:ascii="BRH Devanagari Extra" w:hAnsi="BRH Devanagari Extra" w:cs="BRH Devanagari Extra"/>
+                <w:sz w:val="40"/>
+                <w:szCs w:val="40"/>
+                <w:lang w:val="it-IT"/>
+              </w:rPr>
+              <w:t>zÉÈ | A</w:t>
+            </w:r>
+            <w:r>
+              <w:rPr>
+                <w:rFonts w:ascii="BRH Malayalam Extra" w:hAnsi="BRH Malayalam Extra" w:cs="BRH Devanagari Extra"/>
+                <w:sz w:val="34"/>
+                <w:szCs w:val="40"/>
+                <w:lang w:val="it-IT"/>
+              </w:rPr>
+              <w:t>–</w:t>
+            </w:r>
+            <w:r>
+              <w:rPr>
+                <w:rFonts w:ascii="BRH Devanagari Extra" w:hAnsi="BRH Devanagari Extra" w:cs="BRH Devanagari Extra"/>
+                <w:sz w:val="40"/>
+                <w:szCs w:val="40"/>
+                <w:lang w:val="it-IT"/>
+              </w:rPr>
+              <w:t>xrÉÉÈ | ASþ</w:t>
+            </w:r>
+            <w:r>
+              <w:rPr>
+                <w:rFonts w:ascii="BRH Devanagari Extra" w:hAnsi="BRH Devanagari Extra" w:cs="BRH Devanagari Extra"/>
+                <w:sz w:val="40"/>
+                <w:szCs w:val="40"/>
+                <w:highlight w:val="yellow"/>
+                <w:lang w:val="it-IT"/>
+              </w:rPr>
+              <w:t>oS</w:t>
+            </w:r>
+            <w:r>
+              <w:rPr>
+                <w:rFonts w:ascii="BRH Devanagari Extra" w:hAnsi="BRH Devanagari Extra" w:cs="BRH Devanagari Extra"/>
+                <w:sz w:val="40"/>
+                <w:szCs w:val="40"/>
+                <w:lang w:val="it-IT"/>
+              </w:rPr>
+              <w:t>È ||</w:t>
             </w:r>
           </w:p>
         </w:tc>
@@ -1157,7 +1707,6 @@
               <w:bottom w:val="single" w:sz="4" w:space="0" w:color="auto"/>
               <w:right w:val="single" w:sz="4" w:space="0" w:color="000000"/>
             </w:tcBorders>
-            <w:hideMark/>
           </w:tcPr>
           <w:p>
             <w:pPr>
@@ -1167,21 +1716,458 @@
               <w:adjustRightInd w:val="0"/>
               <w:spacing w:before="0" w:line="240" w:lineRule="auto"/>
               <w:rPr>
-                <w:rFonts w:ascii="BRH Malayalam Extra" w:hAnsi="BRH Malayalam Extra"/>
-                <w:color w:val="000000"/>
-                <w:sz w:val="40"/>
-                <w:szCs w:val="40"/>
-                <w:lang w:val="en-IN" w:eastAsia="en-IN"/>
-              </w:rPr>
-            </w:pPr>
-            <w:r>
-              <w:rPr>
-                <w:rFonts w:cs="Arial"/>
-                <w:color w:val="000000"/>
-                <w:sz w:val="32"/>
-                <w:szCs w:val="32"/>
-              </w:rPr>
-              <w:t>None</w:t>
+                <w:rFonts w:ascii="BRH Malayalam Extra" w:hAnsi="BRH Malayalam Extra" w:cs="BRH Malayalam Extra"/>
+                <w:color w:val="000000"/>
+                <w:sz w:val="40"/>
+                <w:szCs w:val="40"/>
+                <w:lang w:val="it-IT" w:eastAsia="en-IN"/>
+              </w:rPr>
+            </w:pPr>
+            <w:r>
+              <w:rPr>
+                <w:rFonts w:ascii="BRH Devanagari Extra" w:hAnsi="BRH Devanagari Extra" w:cs="BRH Devanagari Extra"/>
+                <w:sz w:val="40"/>
+                <w:szCs w:val="40"/>
+                <w:lang w:val="it-IT"/>
+              </w:rPr>
+              <w:t>ÌuÉ</w:t>
+            </w:r>
+            <w:r>
+              <w:rPr>
+                <w:rFonts w:ascii="BRH Malayalam Extra" w:hAnsi="BRH Malayalam Extra" w:cs="BRH Devanagari Extra"/>
+                <w:sz w:val="34"/>
+                <w:szCs w:val="40"/>
+                <w:lang w:val="it-IT"/>
+              </w:rPr>
+              <w:t>–</w:t>
+            </w:r>
+            <w:r>
+              <w:rPr>
+                <w:rFonts w:ascii="BRH Devanagari Extra" w:hAnsi="BRH Devanagari Extra" w:cs="BRH Devanagari Extra"/>
+                <w:sz w:val="40"/>
+                <w:szCs w:val="40"/>
+                <w:lang w:val="it-IT"/>
+              </w:rPr>
+              <w:t>zÉÈ | A</w:t>
+            </w:r>
+            <w:r>
+              <w:rPr>
+                <w:rFonts w:ascii="BRH Malayalam Extra" w:hAnsi="BRH Malayalam Extra" w:cs="BRH Devanagari Extra"/>
+                <w:sz w:val="34"/>
+                <w:szCs w:val="40"/>
+                <w:lang w:val="it-IT"/>
+              </w:rPr>
+              <w:t>–</w:t>
+            </w:r>
+            <w:r>
+              <w:rPr>
+                <w:rFonts w:ascii="BRH Devanagari Extra" w:hAnsi="BRH Devanagari Extra" w:cs="BRH Devanagari Extra"/>
+                <w:sz w:val="40"/>
+                <w:szCs w:val="40"/>
+                <w:lang w:val="it-IT"/>
+              </w:rPr>
+              <w:t>xrÉÉÈ | AS</w:t>
+            </w:r>
+            <w:r>
+              <w:rPr>
+                <w:rFonts w:ascii="BRH Devanagari Extra" w:hAnsi="BRH Devanagari Extra" w:cs="BRH Devanagari Extra"/>
+                <w:sz w:val="40"/>
+                <w:szCs w:val="40"/>
+                <w:highlight w:val="green"/>
+                <w:lang w:val="it-IT"/>
+              </w:rPr>
+              <w:t>þokÉ</w:t>
+            </w:r>
+            <w:r>
+              <w:rPr>
+                <w:rFonts w:ascii="BRH Devanagari Extra" w:hAnsi="BRH Devanagari Extra" w:cs="BRH Devanagari Extra"/>
+                <w:sz w:val="40"/>
+                <w:szCs w:val="40"/>
+                <w:lang w:val="it-IT"/>
+              </w:rPr>
+              <w:t>È ||</w:t>
+            </w:r>
+          </w:p>
+        </w:tc>
+      </w:tr>
+      <w:bookmarkEnd w:id="0"/>
+      <w:tr>
+        <w:trPr>
+          <w:trHeight w:val="1020"/>
+        </w:trPr>
+        <w:tc>
+          <w:tcPr>
+            <w:tcW w:w="3006" w:type="dxa"/>
+            <w:tcBorders>
+              <w:top w:val="single" w:sz="4" w:space="0" w:color="000000"/>
+              <w:left w:val="single" w:sz="4" w:space="0" w:color="000000"/>
+              <w:bottom w:val="single" w:sz="4" w:space="0" w:color="auto"/>
+              <w:right w:val="single" w:sz="4" w:space="0" w:color="000000"/>
+            </w:tcBorders>
+          </w:tcPr>
+          <w:p>
+            <w:pPr>
+              <w:spacing w:before="0" w:line="240" w:lineRule="auto"/>
+              <w:ind w:left="29"/>
+              <w:rPr>
+                <w:rFonts w:cs="Arial"/>
+                <w:b/>
+                <w:color w:val="000000"/>
+                <w:sz w:val="32"/>
+                <w:szCs w:val="32"/>
+                <w:lang w:val="it-IT"/>
+              </w:rPr>
+            </w:pPr>
+            <w:r>
+              <w:rPr>
+                <w:rFonts w:cs="Arial"/>
+                <w:b/>
+                <w:color w:val="000000"/>
+                <w:sz w:val="32"/>
+                <w:szCs w:val="32"/>
+                <w:lang w:val="it-IT"/>
+              </w:rPr>
+              <w:t>1.2.14.2 – Padam</w:t>
+            </w:r>
+          </w:p>
+          <w:p>
+            <w:pPr>
+              <w:spacing w:before="0" w:line="240" w:lineRule="auto"/>
+              <w:ind w:left="29"/>
+              <w:rPr>
+                <w:rFonts w:cs="Arial"/>
+                <w:b/>
+                <w:color w:val="000000"/>
+                <w:sz w:val="32"/>
+                <w:szCs w:val="32"/>
+                <w:lang w:val="it-IT"/>
+              </w:rPr>
+            </w:pPr>
+            <w:r>
+              <w:rPr>
+                <w:rFonts w:cs="Arial"/>
+                <w:b/>
+                <w:color w:val="000000"/>
+                <w:sz w:val="32"/>
+                <w:szCs w:val="32"/>
+                <w:lang w:val="it-IT"/>
+              </w:rPr>
+              <w:t>Padam No. - 38</w:t>
+            </w:r>
+          </w:p>
+          <w:p>
+            <w:pPr>
+              <w:spacing w:before="0" w:line="240" w:lineRule="auto"/>
+              <w:ind w:left="29"/>
+              <w:rPr>
+                <w:rFonts w:cs="Arial"/>
+                <w:b/>
+                <w:color w:val="000000"/>
+                <w:sz w:val="32"/>
+                <w:szCs w:val="32"/>
+                <w:lang w:val="it-IT"/>
+              </w:rPr>
+            </w:pPr>
+            <w:r>
+              <w:rPr>
+                <w:rFonts w:cs="Arial"/>
+                <w:b/>
+                <w:color w:val="000000"/>
+                <w:sz w:val="32"/>
+                <w:szCs w:val="32"/>
+                <w:lang w:val="it-IT"/>
+              </w:rPr>
+              <w:t>Panchaati No. - 29</w:t>
+            </w:r>
+          </w:p>
+        </w:tc>
+        <w:tc>
+          <w:tcPr>
+            <w:tcW w:w="5244" w:type="dxa"/>
+            <w:tcBorders>
+              <w:top w:val="single" w:sz="4" w:space="0" w:color="000000"/>
+              <w:left w:val="single" w:sz="4" w:space="0" w:color="000000"/>
+              <w:bottom w:val="single" w:sz="4" w:space="0" w:color="auto"/>
+              <w:right w:val="single" w:sz="4" w:space="0" w:color="000000"/>
+            </w:tcBorders>
+          </w:tcPr>
+          <w:p>
+            <w:pPr>
+              <w:widowControl w:val="0"/>
+              <w:autoSpaceDE w:val="0"/>
+              <w:autoSpaceDN w:val="0"/>
+              <w:adjustRightInd w:val="0"/>
+              <w:spacing w:line="240" w:lineRule="auto"/>
+              <w:ind w:right="-138"/>
+              <w:jc w:val="center"/>
+              <w:rPr>
+                <w:rFonts w:ascii="BRH Devanagari Extra" w:hAnsi="BRH Devanagari Extra" w:cs="BRH Devanagari Extra"/>
+                <w:sz w:val="40"/>
+                <w:szCs w:val="40"/>
+                <w:lang w:val="it-IT"/>
+              </w:rPr>
+            </w:pPr>
+            <w:r>
+              <w:rPr>
+                <w:rFonts w:ascii="BRH Devanagari Extra" w:hAnsi="BRH Devanagari Extra" w:cs="BRH Devanagari Extra"/>
+                <w:sz w:val="40"/>
+                <w:szCs w:val="40"/>
+                <w:lang w:val="it-IT"/>
+              </w:rPr>
+              <w:t>M×ü</w:t>
+            </w:r>
+            <w:r>
+              <w:rPr>
+                <w:rFonts w:ascii="BRH Malayalam Extra" w:hAnsi="BRH Malayalam Extra" w:cs="BRH Devanagari Extra"/>
+                <w:sz w:val="34"/>
+                <w:szCs w:val="40"/>
+                <w:lang w:val="it-IT"/>
+              </w:rPr>
+              <w:t>–</w:t>
+            </w:r>
+            <w:r>
+              <w:rPr>
+                <w:rFonts w:ascii="BRH Devanagari Extra" w:hAnsi="BRH Devanagari Extra" w:cs="BRH Devanagari Extra"/>
+                <w:sz w:val="40"/>
+                <w:szCs w:val="40"/>
+                <w:lang w:val="it-IT"/>
+              </w:rPr>
+              <w:t>hÉÑ</w:t>
+            </w:r>
+            <w:r>
+              <w:rPr>
+                <w:rFonts w:ascii="BRH Malayalam Extra" w:hAnsi="BRH Malayalam Extra" w:cs="BRH Devanagari Extra"/>
+                <w:sz w:val="34"/>
+                <w:szCs w:val="40"/>
+                <w:lang w:val="it-IT"/>
+              </w:rPr>
+              <w:t>–</w:t>
+            </w:r>
+            <w:r>
+              <w:rPr>
+                <w:rFonts w:ascii="BRH Devanagari Extra" w:hAnsi="BRH Devanagari Extra" w:cs="BRH Devanagari Extra"/>
+                <w:sz w:val="40"/>
+                <w:szCs w:val="40"/>
+                <w:lang w:val="it-IT"/>
+              </w:rPr>
+              <w:t>wuÉ</w:t>
+            </w:r>
+            <w:r>
+              <w:rPr>
+                <w:rFonts w:ascii="BRH Malayalam Extra" w:hAnsi="BRH Malayalam Extra" w:cs="BRH Devanagari Extra"/>
+                <w:sz w:val="34"/>
+                <w:szCs w:val="40"/>
+                <w:lang w:val="it-IT"/>
+              </w:rPr>
+              <w:t>–</w:t>
+            </w:r>
+            <w:r>
+              <w:rPr>
+                <w:rFonts w:ascii="BRH Devanagari Extra" w:hAnsi="BRH Devanagari Extra" w:cs="BRH Devanagari Extra"/>
+                <w:sz w:val="40"/>
+                <w:szCs w:val="40"/>
+                <w:lang w:val="it-IT"/>
+              </w:rPr>
+              <w:t xml:space="preserve"> | SæurÉÉ</w:t>
+            </w:r>
+            <w:r>
+              <w:rPr>
+                <w:rFonts w:ascii="BRH Devanagari Extra" w:hAnsi="BRH Devanagari Extra" w:cs="BRH Devanagari Extra"/>
+                <w:sz w:val="40"/>
+                <w:szCs w:val="40"/>
+                <w:highlight w:val="yellow"/>
+                <w:lang w:val="it-IT"/>
+              </w:rPr>
+              <w:t>þlÉÏ</w:t>
+            </w:r>
+            <w:r>
+              <w:rPr>
+                <w:rFonts w:ascii="BRH Devanagari Extra" w:hAnsi="BRH Devanagari Extra" w:cs="BRH Devanagari Extra"/>
+                <w:sz w:val="40"/>
+                <w:szCs w:val="40"/>
+                <w:lang w:val="it-IT"/>
+              </w:rPr>
+              <w:t xml:space="preserve"> | A</w:t>
+            </w:r>
+            <w:r>
+              <w:rPr>
+                <w:rFonts w:ascii="BRH Malayalam Extra" w:hAnsi="BRH Malayalam Extra" w:cs="BRH Devanagari Extra"/>
+                <w:sz w:val="34"/>
+                <w:szCs w:val="40"/>
+                <w:lang w:val="it-IT"/>
+              </w:rPr>
+              <w:t>–</w:t>
+            </w:r>
+            <w:r>
+              <w:rPr>
+                <w:rFonts w:ascii="BRH Devanagari Extra" w:hAnsi="BRH Devanagari Extra" w:cs="BRH Devanagari Extra"/>
+                <w:sz w:val="40"/>
+                <w:szCs w:val="40"/>
+                <w:lang w:val="it-IT"/>
+              </w:rPr>
+              <w:t>alÉå</w:t>
+            </w:r>
+            <w:r>
+              <w:rPr>
+                <w:rFonts w:ascii="BRH Malayalam Extra" w:hAnsi="BRH Malayalam Extra" w:cs="BRH Devanagari Extra"/>
+                <w:sz w:val="34"/>
+                <w:szCs w:val="40"/>
+                <w:lang w:val="it-IT"/>
+              </w:rPr>
+              <w:t>–</w:t>
+            </w:r>
+            <w:r>
+              <w:rPr>
+                <w:rFonts w:ascii="BRH Devanagari Extra" w:hAnsi="BRH Devanagari Extra" w:cs="BRH Devanagari Extra"/>
+                <w:sz w:val="40"/>
+                <w:szCs w:val="40"/>
+                <w:lang w:val="it-IT"/>
+              </w:rPr>
+              <w:t xml:space="preserve"> ||</w:t>
+            </w:r>
+          </w:p>
+        </w:tc>
+        <w:tc>
+          <w:tcPr>
+            <w:tcW w:w="5103" w:type="dxa"/>
+            <w:tcBorders>
+              <w:top w:val="single" w:sz="4" w:space="0" w:color="000000"/>
+              <w:left w:val="single" w:sz="4" w:space="0" w:color="000000"/>
+              <w:bottom w:val="single" w:sz="4" w:space="0" w:color="auto"/>
+              <w:right w:val="single" w:sz="4" w:space="0" w:color="000000"/>
+            </w:tcBorders>
+          </w:tcPr>
+          <w:p>
+            <w:pPr>
+              <w:widowControl w:val="0"/>
+              <w:autoSpaceDE w:val="0"/>
+              <w:autoSpaceDN w:val="0"/>
+              <w:adjustRightInd w:val="0"/>
+              <w:spacing w:before="0" w:line="240" w:lineRule="auto"/>
+              <w:rPr>
+                <w:rFonts w:ascii="BRH Devanagari Extra" w:hAnsi="BRH Devanagari Extra" w:cs="BRH Devanagari Extra"/>
+                <w:sz w:val="40"/>
+                <w:szCs w:val="40"/>
+                <w:lang w:val="it-IT"/>
+              </w:rPr>
+            </w:pPr>
+            <w:r>
+              <w:rPr>
+                <w:rFonts w:ascii="BRH Devanagari Extra" w:hAnsi="BRH Devanagari Extra" w:cs="BRH Devanagari Extra"/>
+                <w:sz w:val="40"/>
+                <w:szCs w:val="40"/>
+                <w:lang w:val="it-IT"/>
+              </w:rPr>
+              <w:t>M×ü</w:t>
+            </w:r>
+            <w:r>
+              <w:rPr>
+                <w:rFonts w:ascii="BRH Malayalam Extra" w:hAnsi="BRH Malayalam Extra" w:cs="BRH Devanagari Extra"/>
+                <w:sz w:val="34"/>
+                <w:szCs w:val="40"/>
+                <w:lang w:val="it-IT"/>
+              </w:rPr>
+              <w:t>–</w:t>
+            </w:r>
+            <w:r>
+              <w:rPr>
+                <w:rFonts w:ascii="BRH Devanagari Extra" w:hAnsi="BRH Devanagari Extra" w:cs="BRH Devanagari Extra"/>
+                <w:sz w:val="40"/>
+                <w:szCs w:val="40"/>
+                <w:lang w:val="it-IT"/>
+              </w:rPr>
+              <w:t>hÉÑ</w:t>
+            </w:r>
+            <w:r>
+              <w:rPr>
+                <w:rFonts w:ascii="BRH Malayalam Extra" w:hAnsi="BRH Malayalam Extra" w:cs="BRH Devanagari Extra"/>
+                <w:sz w:val="34"/>
+                <w:szCs w:val="40"/>
+                <w:lang w:val="it-IT"/>
+              </w:rPr>
+              <w:t>–</w:t>
+            </w:r>
+            <w:r>
+              <w:rPr>
+                <w:rFonts w:ascii="BRH Devanagari Extra" w:hAnsi="BRH Devanagari Extra" w:cs="BRH Devanagari Extra"/>
+                <w:sz w:val="40"/>
+                <w:szCs w:val="40"/>
+                <w:lang w:val="it-IT"/>
+              </w:rPr>
+              <w:t>wuÉ</w:t>
+            </w:r>
+            <w:r>
+              <w:rPr>
+                <w:rFonts w:ascii="BRH Malayalam Extra" w:hAnsi="BRH Malayalam Extra" w:cs="BRH Devanagari Extra"/>
+                <w:sz w:val="34"/>
+                <w:szCs w:val="40"/>
+                <w:lang w:val="it-IT"/>
+              </w:rPr>
+              <w:t>–</w:t>
+            </w:r>
+            <w:r>
+              <w:rPr>
+                <w:rFonts w:ascii="BRH Devanagari Extra" w:hAnsi="BRH Devanagari Extra" w:cs="BRH Devanagari Extra"/>
+                <w:sz w:val="40"/>
+                <w:szCs w:val="40"/>
+                <w:lang w:val="it-IT"/>
+              </w:rPr>
+              <w:t xml:space="preserve"> | SæurÉÉþ</w:t>
+            </w:r>
+            <w:r>
+              <w:rPr>
+                <w:rFonts w:ascii="BRH Devanagari Extra" w:hAnsi="BRH Devanagari Extra" w:cs="BRH Devanagari Extra"/>
+                <w:sz w:val="40"/>
+                <w:szCs w:val="40"/>
+                <w:highlight w:val="green"/>
+                <w:lang w:val="it-IT"/>
+              </w:rPr>
+              <w:t>ÌlÉ</w:t>
+            </w:r>
+            <w:r>
+              <w:rPr>
+                <w:rFonts w:ascii="BRH Devanagari Extra" w:hAnsi="BRH Devanagari Extra" w:cs="BRH Devanagari Extra"/>
+                <w:sz w:val="40"/>
+                <w:szCs w:val="40"/>
+                <w:lang w:val="it-IT"/>
+              </w:rPr>
+              <w:t xml:space="preserve"> | A</w:t>
+            </w:r>
+            <w:r>
+              <w:rPr>
+                <w:rFonts w:ascii="BRH Malayalam Extra" w:hAnsi="BRH Malayalam Extra" w:cs="BRH Devanagari Extra"/>
+                <w:sz w:val="34"/>
+                <w:szCs w:val="40"/>
+                <w:lang w:val="it-IT"/>
+              </w:rPr>
+              <w:t>–</w:t>
+            </w:r>
+            <w:r>
+              <w:rPr>
+                <w:rFonts w:ascii="BRH Devanagari Extra" w:hAnsi="BRH Devanagari Extra" w:cs="BRH Devanagari Extra"/>
+                <w:sz w:val="40"/>
+                <w:szCs w:val="40"/>
+                <w:lang w:val="it-IT"/>
+              </w:rPr>
+              <w:t>alÉå</w:t>
+            </w:r>
+            <w:r>
+              <w:rPr>
+                <w:rFonts w:ascii="BRH Malayalam Extra" w:hAnsi="BRH Malayalam Extra" w:cs="BRH Devanagari Extra"/>
+                <w:sz w:val="34"/>
+                <w:szCs w:val="40"/>
+                <w:lang w:val="it-IT"/>
+              </w:rPr>
+              <w:t>–</w:t>
+            </w:r>
+            <w:r>
+              <w:rPr>
+                <w:rFonts w:ascii="BRH Devanagari Extra" w:hAnsi="BRH Devanagari Extra" w:cs="BRH Devanagari Extra"/>
+                <w:sz w:val="40"/>
+                <w:szCs w:val="40"/>
+                <w:lang w:val="it-IT"/>
+              </w:rPr>
+              <w:t xml:space="preserve"> ||</w:t>
             </w:r>
           </w:p>
         </w:tc>
@@ -1232,54 +2218,6 @@
           <w:u w:val="single"/>
         </w:rPr>
       </w:pPr>
-    </w:p>
-    <w:p>
-      <w:pPr>
-        <w:jc w:val="center"/>
-        <w:rPr>
-          <w:b/>
-          <w:bCs/>
-          <w:sz w:val="32"/>
-          <w:szCs w:val="32"/>
-          <w:u w:val="single"/>
-        </w:rPr>
-      </w:pPr>
-    </w:p>
-    <w:p>
-      <w:pPr>
-        <w:jc w:val="center"/>
-        <w:rPr>
-          <w:b/>
-          <w:bCs/>
-          <w:sz w:val="32"/>
-          <w:szCs w:val="32"/>
-          <w:u w:val="single"/>
-        </w:rPr>
-      </w:pPr>
-    </w:p>
-    <w:p>
-      <w:pPr>
-        <w:jc w:val="center"/>
-        <w:rPr>
-          <w:b/>
-          <w:bCs/>
-          <w:sz w:val="32"/>
-          <w:szCs w:val="32"/>
-          <w:u w:val="single"/>
-        </w:rPr>
-      </w:pPr>
-    </w:p>
-    <w:p>
-      <w:pPr>
-        <w:jc w:val="center"/>
-        <w:rPr>
-          <w:b/>
-          <w:bCs/>
-          <w:sz w:val="32"/>
-          <w:szCs w:val="32"/>
-          <w:u w:val="single"/>
-        </w:rPr>
-      </w:pPr>
       <w:r>
         <w:rPr>
           <w:b/>
@@ -1358,7 +2296,7 @@
           <w:szCs w:val="32"/>
           <w:u w:val="single"/>
         </w:rPr>
-        <w:t>31st Oct 2023</w:t>
+        <w:t>31st August 2022</w:t>
       </w:r>
     </w:p>
     <w:p>
@@ -1517,119 +2455,22 @@
             <w:pPr>
               <w:spacing w:before="0" w:line="240" w:lineRule="auto"/>
               <w:ind w:left="29"/>
-              <w:rPr>
-                <w:rFonts w:cs="Arial"/>
-                <w:b/>
-                <w:color w:val="000000"/>
-                <w:sz w:val="32"/>
-                <w:szCs w:val="32"/>
-                <w:lang w:val="it-IT"/>
-              </w:rPr>
-            </w:pPr>
-            <w:r>
-              <w:rPr>
-                <w:rFonts w:cs="Arial"/>
-                <w:b/>
-                <w:color w:val="000000"/>
-                <w:sz w:val="32"/>
-                <w:szCs w:val="32"/>
-                <w:lang w:val="it-IT"/>
-              </w:rPr>
-              <w:t>1.2.</w:t>
-            </w:r>
-            <w:r>
-              <w:rPr>
-                <w:rFonts w:cs="Arial"/>
-                <w:b/>
-                <w:color w:val="000000"/>
-                <w:sz w:val="32"/>
-                <w:szCs w:val="32"/>
-                <w:lang w:val="it-IT"/>
-              </w:rPr>
-              <w:t>5.2</w:t>
-            </w:r>
-            <w:r>
-              <w:rPr>
-                <w:rFonts w:cs="Arial"/>
-                <w:b/>
-                <w:color w:val="000000"/>
-                <w:sz w:val="32"/>
-                <w:szCs w:val="32"/>
-                <w:lang w:val="it-IT"/>
-              </w:rPr>
-              <w:t xml:space="preserve"> – Padam</w:t>
-            </w:r>
-          </w:p>
-          <w:p>
-            <w:pPr>
-              <w:spacing w:before="0" w:line="240" w:lineRule="auto"/>
-              <w:ind w:left="29"/>
-              <w:rPr>
-                <w:rFonts w:cs="Arial"/>
-                <w:b/>
-                <w:color w:val="000000"/>
-                <w:sz w:val="32"/>
-                <w:szCs w:val="32"/>
-                <w:lang w:val="it-IT"/>
-              </w:rPr>
-            </w:pPr>
-            <w:r>
-              <w:rPr>
-                <w:rFonts w:cs="Arial"/>
-                <w:b/>
-                <w:color w:val="000000"/>
-                <w:sz w:val="32"/>
-                <w:szCs w:val="32"/>
-                <w:lang w:val="it-IT"/>
-              </w:rPr>
-              <w:t xml:space="preserve">Padam No. - </w:t>
-            </w:r>
-            <w:r>
-              <w:rPr>
-                <w:rFonts w:cs="Arial"/>
-                <w:b/>
-                <w:color w:val="000000"/>
-                <w:sz w:val="32"/>
-                <w:szCs w:val="32"/>
-                <w:lang w:val="it-IT"/>
-              </w:rPr>
-              <w:t>24</w:t>
-            </w:r>
-          </w:p>
-          <w:p>
-            <w:pPr>
-              <w:spacing w:before="0" w:line="240" w:lineRule="auto"/>
-              <w:ind w:left="29"/>
-              <w:rPr>
-                <w:rFonts w:cs="Arial"/>
-                <w:b/>
-                <w:color w:val="000000"/>
-                <w:sz w:val="32"/>
-                <w:szCs w:val="32"/>
-                <w:lang w:val="it-IT"/>
-              </w:rPr>
-            </w:pPr>
-            <w:r>
-              <w:rPr>
-                <w:rFonts w:cs="Arial"/>
-                <w:b/>
-                <w:color w:val="000000"/>
-                <w:sz w:val="32"/>
-                <w:szCs w:val="32"/>
-                <w:lang w:val="it-IT"/>
-              </w:rPr>
-              <w:t xml:space="preserve">Panchaati No. - </w:t>
-            </w:r>
-            <w:r>
-              <w:rPr>
-                <w:rFonts w:cs="Arial"/>
-                <w:b/>
-                <w:color w:val="000000"/>
-                <w:sz w:val="32"/>
-                <w:szCs w:val="32"/>
-                <w:lang w:val="it-IT"/>
-              </w:rPr>
-              <w:t>12</w:t>
+              <w:jc w:val="center"/>
+              <w:rPr>
+                <w:rFonts w:cs="Arial"/>
+                <w:color w:val="000000"/>
+                <w:sz w:val="32"/>
+                <w:szCs w:val="32"/>
+              </w:rPr>
+            </w:pPr>
+            <w:r>
+              <w:rPr>
+                <w:rFonts w:cs="Arial"/>
+                <w:color w:val="000000"/>
+                <w:sz w:val="32"/>
+                <w:szCs w:val="32"/>
+              </w:rPr>
+              <w:t>None</w:t>
             </w:r>
           </w:p>
         </w:tc>
@@ -1651,77 +2492,23 @@
               <w:adjustRightInd w:val="0"/>
               <w:spacing w:line="240" w:lineRule="auto"/>
               <w:ind w:right="-138"/>
+              <w:jc w:val="center"/>
               <w:rPr>
                 <w:rFonts w:ascii="BRH Malayalam Extra" w:hAnsi="BRH Malayalam Extra" w:cs="BRH Malayalam Extra"/>
-                <w:sz w:val="40"/>
-                <w:szCs w:val="40"/>
-                <w:lang w:val="it-IT" w:eastAsia="en-IN"/>
-              </w:rPr>
-            </w:pPr>
-            <w:r>
-              <w:rPr>
-                <w:rFonts w:ascii="BRH Devanagari Extra" w:hAnsi="BRH Devanagari Extra" w:cs="BRH Devanagari Extra"/>
-                <w:sz w:val="40"/>
-                <w:szCs w:val="40"/>
-                <w:highlight w:val="yellow"/>
-                <w:lang w:val="it-IT"/>
-              </w:rPr>
-              <w:t>qÉÉ</w:t>
-            </w:r>
-            <w:r>
-              <w:rPr>
-                <w:rFonts w:ascii="BRH Malayalam Extra" w:hAnsi="BRH Malayalam Extra" w:cs="BRH Devanagari Extra"/>
-                <w:sz w:val="34"/>
-                <w:szCs w:val="40"/>
-                <w:highlight w:val="yellow"/>
-                <w:lang w:val="it-IT"/>
-              </w:rPr>
-              <w:t>–</w:t>
-            </w:r>
-            <w:r>
-              <w:rPr>
-                <w:rFonts w:ascii="BRH Devanagari Extra" w:hAnsi="BRH Devanagari Extra" w:cs="BRH Devanagari Extra"/>
-                <w:sz w:val="40"/>
-                <w:szCs w:val="40"/>
-                <w:lang w:val="it-IT"/>
-              </w:rPr>
-              <w:t xml:space="preserve"> | A</w:t>
-            </w:r>
-            <w:r>
-              <w:rPr>
-                <w:rFonts w:ascii="BRH Malayalam Extra" w:hAnsi="BRH Malayalam Extra" w:cs="BRH Devanagari Extra"/>
-                <w:sz w:val="34"/>
-                <w:szCs w:val="40"/>
-                <w:lang w:val="it-IT"/>
-              </w:rPr>
-              <w:t>–</w:t>
-            </w:r>
-            <w:r>
-              <w:rPr>
-                <w:rFonts w:ascii="BRH Devanagari Extra" w:hAnsi="BRH Devanagari Extra" w:cs="BRH Devanagari Extra"/>
-                <w:sz w:val="40"/>
-                <w:szCs w:val="40"/>
-                <w:lang w:val="it-IT"/>
-              </w:rPr>
-              <w:t>WûqÉç | UÉ</w:t>
-            </w:r>
-            <w:r>
-              <w:rPr>
-                <w:rFonts w:ascii="BRH Malayalam Extra" w:hAnsi="BRH Malayalam Extra" w:cs="BRH Devanagari Extra"/>
-                <w:sz w:val="34"/>
-                <w:szCs w:val="40"/>
-                <w:lang w:val="it-IT"/>
-              </w:rPr>
-              <w:t>–</w:t>
-            </w:r>
-            <w:r>
-              <w:rPr>
-                <w:rFonts w:ascii="BRH Devanagari Extra" w:hAnsi="BRH Devanagari Extra" w:cs="BRH Devanagari Extra"/>
-                <w:sz w:val="40"/>
-                <w:szCs w:val="40"/>
-                <w:lang w:val="it-IT"/>
-              </w:rPr>
-              <w:t>rÉÈ |</w:t>
+                <w:color w:val="000000"/>
+                <w:sz w:val="40"/>
+                <w:szCs w:val="40"/>
+                <w:lang w:val="en-IN" w:eastAsia="en-IN"/>
+              </w:rPr>
+            </w:pPr>
+            <w:r>
+              <w:rPr>
+                <w:rFonts w:cs="Arial"/>
+                <w:color w:val="000000"/>
+                <w:sz w:val="32"/>
+                <w:szCs w:val="32"/>
+              </w:rPr>
+              <w:t>None</w:t>
             </w:r>
           </w:p>
         </w:tc>
@@ -1744,744 +2531,20 @@
               <w:spacing w:before="0" w:line="240" w:lineRule="auto"/>
               <w:rPr>
                 <w:rFonts w:ascii="BRH Malayalam Extra" w:hAnsi="BRH Malayalam Extra" w:cs="BRH Malayalam Extra"/>
-                <w:sz w:val="40"/>
-                <w:szCs w:val="40"/>
-                <w:lang w:val="it-IT" w:eastAsia="en-IN"/>
-              </w:rPr>
-            </w:pPr>
-            <w:r>
-              <w:rPr>
-                <w:rFonts w:ascii="BRH Devanagari Extra" w:hAnsi="BRH Devanagari Extra" w:cs="BRH Devanagari Extra"/>
-                <w:sz w:val="40"/>
-                <w:szCs w:val="40"/>
-                <w:highlight w:val="green"/>
-                <w:lang w:val="it-IT"/>
-              </w:rPr>
-              <w:t>qÉÉ</w:t>
-            </w:r>
-            <w:r>
-              <w:rPr>
-                <w:rFonts w:ascii="BRH Devanagari Extra" w:hAnsi="BRH Devanagari Extra" w:cs="BRH Devanagari Extra"/>
-                <w:sz w:val="40"/>
-                <w:szCs w:val="40"/>
-                <w:lang w:val="it-IT"/>
-              </w:rPr>
-              <w:t xml:space="preserve"> | A</w:t>
-            </w:r>
-            <w:r>
-              <w:rPr>
-                <w:rFonts w:ascii="BRH Malayalam Extra" w:hAnsi="BRH Malayalam Extra" w:cs="BRH Devanagari Extra"/>
-                <w:sz w:val="34"/>
-                <w:szCs w:val="40"/>
-                <w:lang w:val="it-IT"/>
-              </w:rPr>
-              <w:t>–</w:t>
-            </w:r>
-            <w:r>
-              <w:rPr>
-                <w:rFonts w:ascii="BRH Devanagari Extra" w:hAnsi="BRH Devanagari Extra" w:cs="BRH Devanagari Extra"/>
-                <w:sz w:val="40"/>
-                <w:szCs w:val="40"/>
-                <w:lang w:val="it-IT"/>
-              </w:rPr>
-              <w:t>WûqÉç | UÉ</w:t>
-            </w:r>
-            <w:r>
-              <w:rPr>
-                <w:rFonts w:ascii="BRH Malayalam Extra" w:hAnsi="BRH Malayalam Extra" w:cs="BRH Devanagari Extra"/>
-                <w:sz w:val="34"/>
-                <w:szCs w:val="40"/>
-                <w:lang w:val="it-IT"/>
-              </w:rPr>
-              <w:t>–</w:t>
-            </w:r>
-            <w:r>
-              <w:rPr>
-                <w:rFonts w:ascii="BRH Devanagari Extra" w:hAnsi="BRH Devanagari Extra" w:cs="BRH Devanagari Extra"/>
-                <w:sz w:val="40"/>
-                <w:szCs w:val="40"/>
-                <w:lang w:val="it-IT"/>
-              </w:rPr>
-              <w:t>rÉÈ |</w:t>
-            </w:r>
-          </w:p>
-        </w:tc>
-      </w:tr>
-      <w:tr>
-        <w:trPr>
-          <w:trHeight w:val="1020"/>
-        </w:trPr>
-        <w:tc>
-          <w:tcPr>
-            <w:tcW w:w="3006" w:type="dxa"/>
-            <w:tcBorders>
-              <w:top w:val="single" w:sz="4" w:space="0" w:color="000000"/>
-              <w:left w:val="single" w:sz="4" w:space="0" w:color="000000"/>
-              <w:bottom w:val="single" w:sz="4" w:space="0" w:color="auto"/>
-              <w:right w:val="single" w:sz="4" w:space="0" w:color="000000"/>
-            </w:tcBorders>
-          </w:tcPr>
-          <w:p>
-            <w:pPr>
-              <w:spacing w:before="0" w:line="240" w:lineRule="auto"/>
-              <w:ind w:left="29"/>
-              <w:rPr>
-                <w:rFonts w:cs="Arial"/>
-                <w:b/>
-                <w:color w:val="000000"/>
-                <w:sz w:val="32"/>
-                <w:szCs w:val="32"/>
-                <w:lang w:val="it-IT"/>
-              </w:rPr>
-            </w:pPr>
-            <w:r>
-              <w:rPr>
-                <w:rFonts w:cs="Arial"/>
-                <w:b/>
-                <w:color w:val="000000"/>
-                <w:sz w:val="32"/>
-                <w:szCs w:val="32"/>
-                <w:lang w:val="it-IT"/>
-              </w:rPr>
-              <w:t>1.2.</w:t>
-            </w:r>
-            <w:r>
-              <w:rPr>
-                <w:rFonts w:cs="Arial"/>
-                <w:b/>
-                <w:color w:val="000000"/>
-                <w:sz w:val="32"/>
-                <w:szCs w:val="32"/>
-                <w:lang w:val="it-IT"/>
-              </w:rPr>
-              <w:t>1</w:t>
-            </w:r>
-            <w:r>
-              <w:rPr>
-                <w:rFonts w:cs="Arial"/>
-                <w:b/>
-                <w:color w:val="000000"/>
-                <w:sz w:val="32"/>
-                <w:szCs w:val="32"/>
-                <w:lang w:val="it-IT"/>
-              </w:rPr>
-              <w:t>4.1 – Padam</w:t>
-            </w:r>
-          </w:p>
-          <w:p>
-            <w:pPr>
-              <w:spacing w:before="0" w:line="240" w:lineRule="auto"/>
-              <w:ind w:left="29"/>
-              <w:rPr>
-                <w:rFonts w:cs="Arial"/>
-                <w:b/>
-                <w:color w:val="000000"/>
-                <w:sz w:val="32"/>
-                <w:szCs w:val="32"/>
-                <w:lang w:val="it-IT"/>
-              </w:rPr>
-            </w:pPr>
-            <w:r>
-              <w:rPr>
-                <w:rFonts w:cs="Arial"/>
-                <w:b/>
-                <w:color w:val="000000"/>
-                <w:sz w:val="32"/>
-                <w:szCs w:val="32"/>
-                <w:lang w:val="it-IT"/>
-              </w:rPr>
-              <w:t>Padam No. - 46</w:t>
-            </w:r>
-          </w:p>
-          <w:p>
-            <w:pPr>
-              <w:spacing w:before="0" w:line="240" w:lineRule="auto"/>
-              <w:ind w:left="29"/>
-              <w:jc w:val="center"/>
-              <w:rPr>
-                <w:rFonts w:cs="Arial"/>
-                <w:color w:val="000000"/>
-                <w:sz w:val="32"/>
-                <w:szCs w:val="32"/>
-                <w:lang w:val="it-IT"/>
-              </w:rPr>
-            </w:pPr>
-            <w:r>
-              <w:rPr>
-                <w:rFonts w:cs="Arial"/>
-                <w:b/>
-                <w:color w:val="000000"/>
-                <w:sz w:val="32"/>
-                <w:szCs w:val="32"/>
-                <w:lang w:val="it-IT"/>
-              </w:rPr>
-              <w:t>Panchaati No. - 28</w:t>
-            </w:r>
-          </w:p>
-        </w:tc>
-        <w:tc>
-          <w:tcPr>
-            <w:tcW w:w="5244" w:type="dxa"/>
-            <w:tcBorders>
-              <w:top w:val="single" w:sz="4" w:space="0" w:color="000000"/>
-              <w:left w:val="single" w:sz="4" w:space="0" w:color="000000"/>
-              <w:bottom w:val="single" w:sz="4" w:space="0" w:color="auto"/>
-              <w:right w:val="single" w:sz="4" w:space="0" w:color="000000"/>
-            </w:tcBorders>
-          </w:tcPr>
-          <w:p>
-            <w:pPr>
-              <w:widowControl w:val="0"/>
-              <w:autoSpaceDE w:val="0"/>
-              <w:autoSpaceDN w:val="0"/>
-              <w:adjustRightInd w:val="0"/>
-              <w:spacing w:line="240" w:lineRule="auto"/>
-              <w:ind w:right="-138"/>
-              <w:jc w:val="center"/>
-              <w:rPr>
-                <w:rFonts w:ascii="BRH Malayalam Extra" w:hAnsi="BRH Malayalam Extra" w:cs="BRH Malayalam Extra"/>
-                <w:color w:val="000000"/>
-                <w:sz w:val="40"/>
-                <w:szCs w:val="40"/>
-                <w:lang w:val="it-IT" w:eastAsia="en-IN"/>
-              </w:rPr>
-            </w:pPr>
-            <w:r>
-              <w:rPr>
-                <w:rFonts w:ascii="BRH Devanagari Extra" w:hAnsi="BRH Devanagari Extra" w:cs="BRH Devanagari Extra"/>
-                <w:sz w:val="40"/>
-                <w:szCs w:val="40"/>
-                <w:lang w:val="it-IT"/>
-              </w:rPr>
-              <w:t>ÌuÉ</w:t>
-            </w:r>
-            <w:r>
-              <w:rPr>
-                <w:rFonts w:ascii="BRH Malayalam Extra" w:hAnsi="BRH Malayalam Extra" w:cs="BRH Devanagari Extra"/>
-                <w:sz w:val="34"/>
-                <w:szCs w:val="40"/>
-                <w:lang w:val="it-IT"/>
-              </w:rPr>
-              <w:t>–</w:t>
-            </w:r>
-            <w:r>
-              <w:rPr>
-                <w:rFonts w:ascii="BRH Devanagari Extra" w:hAnsi="BRH Devanagari Extra" w:cs="BRH Devanagari Extra"/>
-                <w:sz w:val="40"/>
-                <w:szCs w:val="40"/>
-                <w:lang w:val="it-IT"/>
-              </w:rPr>
-              <w:t>zÉÈ | A</w:t>
-            </w:r>
-            <w:r>
-              <w:rPr>
-                <w:rFonts w:ascii="BRH Malayalam Extra" w:hAnsi="BRH Malayalam Extra" w:cs="BRH Devanagari Extra"/>
-                <w:sz w:val="34"/>
-                <w:szCs w:val="40"/>
-                <w:lang w:val="it-IT"/>
-              </w:rPr>
-              <w:t>–</w:t>
-            </w:r>
-            <w:r>
-              <w:rPr>
-                <w:rFonts w:ascii="BRH Devanagari Extra" w:hAnsi="BRH Devanagari Extra" w:cs="BRH Devanagari Extra"/>
-                <w:sz w:val="40"/>
-                <w:szCs w:val="40"/>
-                <w:lang w:val="it-IT"/>
-              </w:rPr>
-              <w:t>xrÉÉÈ | ASþ</w:t>
-            </w:r>
-            <w:r>
-              <w:rPr>
-                <w:rFonts w:ascii="BRH Devanagari Extra" w:hAnsi="BRH Devanagari Extra" w:cs="BRH Devanagari Extra"/>
-                <w:sz w:val="40"/>
-                <w:szCs w:val="40"/>
-                <w:highlight w:val="yellow"/>
-                <w:lang w:val="it-IT"/>
-              </w:rPr>
-              <w:t>oS</w:t>
-            </w:r>
-            <w:r>
-              <w:rPr>
-                <w:rFonts w:ascii="BRH Devanagari Extra" w:hAnsi="BRH Devanagari Extra" w:cs="BRH Devanagari Extra"/>
-                <w:sz w:val="40"/>
-                <w:szCs w:val="40"/>
-                <w:lang w:val="it-IT"/>
-              </w:rPr>
-              <w:t>È ||</w:t>
-            </w:r>
-          </w:p>
-        </w:tc>
-        <w:tc>
-          <w:tcPr>
-            <w:tcW w:w="5103" w:type="dxa"/>
-            <w:tcBorders>
-              <w:top w:val="single" w:sz="4" w:space="0" w:color="000000"/>
-              <w:left w:val="single" w:sz="4" w:space="0" w:color="000000"/>
-              <w:bottom w:val="single" w:sz="4" w:space="0" w:color="auto"/>
-              <w:right w:val="single" w:sz="4" w:space="0" w:color="000000"/>
-            </w:tcBorders>
-          </w:tcPr>
-          <w:p>
-            <w:pPr>
-              <w:widowControl w:val="0"/>
-              <w:autoSpaceDE w:val="0"/>
-              <w:autoSpaceDN w:val="0"/>
-              <w:adjustRightInd w:val="0"/>
-              <w:spacing w:before="0" w:line="240" w:lineRule="auto"/>
-              <w:rPr>
-                <w:rFonts w:ascii="BRH Malayalam Extra" w:hAnsi="BRH Malayalam Extra" w:cs="BRH Malayalam Extra"/>
-                <w:color w:val="000000"/>
-                <w:sz w:val="40"/>
-                <w:szCs w:val="40"/>
-                <w:lang w:val="it-IT" w:eastAsia="en-IN"/>
-              </w:rPr>
-            </w:pPr>
-            <w:r>
-              <w:rPr>
-                <w:rFonts w:ascii="BRH Devanagari Extra" w:hAnsi="BRH Devanagari Extra" w:cs="BRH Devanagari Extra"/>
-                <w:sz w:val="40"/>
-                <w:szCs w:val="40"/>
-                <w:lang w:val="it-IT"/>
-              </w:rPr>
-              <w:t>ÌuÉ</w:t>
-            </w:r>
-            <w:r>
-              <w:rPr>
-                <w:rFonts w:ascii="BRH Malayalam Extra" w:hAnsi="BRH Malayalam Extra" w:cs="BRH Devanagari Extra"/>
-                <w:sz w:val="34"/>
-                <w:szCs w:val="40"/>
-                <w:lang w:val="it-IT"/>
-              </w:rPr>
-              <w:t>–</w:t>
-            </w:r>
-            <w:r>
-              <w:rPr>
-                <w:rFonts w:ascii="BRH Devanagari Extra" w:hAnsi="BRH Devanagari Extra" w:cs="BRH Devanagari Extra"/>
-                <w:sz w:val="40"/>
-                <w:szCs w:val="40"/>
-                <w:lang w:val="it-IT"/>
-              </w:rPr>
-              <w:t>zÉÈ | A</w:t>
-            </w:r>
-            <w:r>
-              <w:rPr>
-                <w:rFonts w:ascii="BRH Malayalam Extra" w:hAnsi="BRH Malayalam Extra" w:cs="BRH Devanagari Extra"/>
-                <w:sz w:val="34"/>
-                <w:szCs w:val="40"/>
-                <w:lang w:val="it-IT"/>
-              </w:rPr>
-              <w:t>–</w:t>
-            </w:r>
-            <w:r>
-              <w:rPr>
-                <w:rFonts w:ascii="BRH Devanagari Extra" w:hAnsi="BRH Devanagari Extra" w:cs="BRH Devanagari Extra"/>
-                <w:sz w:val="40"/>
-                <w:szCs w:val="40"/>
-                <w:lang w:val="it-IT"/>
-              </w:rPr>
-              <w:t>xrÉÉÈ | AS</w:t>
-            </w:r>
-            <w:r>
-              <w:rPr>
-                <w:rFonts w:ascii="BRH Devanagari Extra" w:hAnsi="BRH Devanagari Extra" w:cs="BRH Devanagari Extra"/>
-                <w:sz w:val="40"/>
-                <w:szCs w:val="40"/>
-                <w:highlight w:val="green"/>
-                <w:lang w:val="it-IT"/>
-              </w:rPr>
-              <w:t>þokÉ</w:t>
-            </w:r>
-            <w:r>
-              <w:rPr>
-                <w:rFonts w:ascii="BRH Devanagari Extra" w:hAnsi="BRH Devanagari Extra" w:cs="BRH Devanagari Extra"/>
-                <w:sz w:val="40"/>
-                <w:szCs w:val="40"/>
-                <w:lang w:val="it-IT"/>
-              </w:rPr>
-              <w:t>È ||</w:t>
-            </w:r>
-          </w:p>
-        </w:tc>
-      </w:tr>
-      <w:bookmarkEnd w:id="0"/>
-      <w:tr>
-        <w:trPr>
-          <w:trHeight w:val="1020"/>
-        </w:trPr>
-        <w:tc>
-          <w:tcPr>
-            <w:tcW w:w="3006" w:type="dxa"/>
-            <w:tcBorders>
-              <w:top w:val="single" w:sz="4" w:space="0" w:color="000000"/>
-              <w:left w:val="single" w:sz="4" w:space="0" w:color="000000"/>
-              <w:bottom w:val="single" w:sz="4" w:space="0" w:color="auto"/>
-              <w:right w:val="single" w:sz="4" w:space="0" w:color="000000"/>
-            </w:tcBorders>
-          </w:tcPr>
-          <w:p>
-            <w:pPr>
-              <w:spacing w:before="0" w:line="240" w:lineRule="auto"/>
-              <w:ind w:left="29"/>
-              <w:rPr>
-                <w:rFonts w:cs="Arial"/>
-                <w:b/>
-                <w:color w:val="000000"/>
-                <w:sz w:val="32"/>
-                <w:szCs w:val="32"/>
-                <w:lang w:val="it-IT"/>
-              </w:rPr>
-            </w:pPr>
-            <w:r>
-              <w:rPr>
-                <w:rFonts w:cs="Arial"/>
-                <w:b/>
-                <w:color w:val="000000"/>
-                <w:sz w:val="32"/>
-                <w:szCs w:val="32"/>
-                <w:lang w:val="it-IT"/>
-              </w:rPr>
-              <w:t>1.2.14.2 – Padam</w:t>
-            </w:r>
-          </w:p>
-          <w:p>
-            <w:pPr>
-              <w:spacing w:before="0" w:line="240" w:lineRule="auto"/>
-              <w:ind w:left="29"/>
-              <w:rPr>
-                <w:rFonts w:cs="Arial"/>
-                <w:b/>
-                <w:color w:val="000000"/>
-                <w:sz w:val="32"/>
-                <w:szCs w:val="32"/>
-                <w:lang w:val="it-IT"/>
-              </w:rPr>
-            </w:pPr>
-            <w:r>
-              <w:rPr>
-                <w:rFonts w:cs="Arial"/>
-                <w:b/>
-                <w:color w:val="000000"/>
-                <w:sz w:val="32"/>
-                <w:szCs w:val="32"/>
-                <w:lang w:val="it-IT"/>
-              </w:rPr>
-              <w:t>Padam No. - 38</w:t>
-            </w:r>
-          </w:p>
-          <w:p>
-            <w:pPr>
-              <w:spacing w:before="0" w:line="240" w:lineRule="auto"/>
-              <w:ind w:left="29"/>
-              <w:rPr>
-                <w:rFonts w:cs="Arial"/>
-                <w:b/>
-                <w:color w:val="000000"/>
-                <w:sz w:val="32"/>
-                <w:szCs w:val="32"/>
-                <w:lang w:val="it-IT"/>
-              </w:rPr>
-            </w:pPr>
-            <w:r>
-              <w:rPr>
-                <w:rFonts w:cs="Arial"/>
-                <w:b/>
-                <w:color w:val="000000"/>
-                <w:sz w:val="32"/>
-                <w:szCs w:val="32"/>
-                <w:lang w:val="it-IT"/>
-              </w:rPr>
-              <w:t>Panchaati No. - 29</w:t>
-            </w:r>
-          </w:p>
-        </w:tc>
-        <w:tc>
-          <w:tcPr>
-            <w:tcW w:w="5244" w:type="dxa"/>
-            <w:tcBorders>
-              <w:top w:val="single" w:sz="4" w:space="0" w:color="000000"/>
-              <w:left w:val="single" w:sz="4" w:space="0" w:color="000000"/>
-              <w:bottom w:val="single" w:sz="4" w:space="0" w:color="auto"/>
-              <w:right w:val="single" w:sz="4" w:space="0" w:color="000000"/>
-            </w:tcBorders>
-          </w:tcPr>
-          <w:p>
-            <w:pPr>
-              <w:widowControl w:val="0"/>
-              <w:autoSpaceDE w:val="0"/>
-              <w:autoSpaceDN w:val="0"/>
-              <w:adjustRightInd w:val="0"/>
-              <w:spacing w:line="240" w:lineRule="auto"/>
-              <w:ind w:right="-138"/>
-              <w:jc w:val="center"/>
-              <w:rPr>
-                <w:rFonts w:ascii="BRH Devanagari Extra" w:hAnsi="BRH Devanagari Extra" w:cs="BRH Devanagari Extra"/>
-                <w:sz w:val="40"/>
-                <w:szCs w:val="40"/>
-                <w:lang w:val="it-IT"/>
-              </w:rPr>
-            </w:pPr>
-            <w:r>
-              <w:rPr>
-                <w:rFonts w:ascii="BRH Devanagari Extra" w:hAnsi="BRH Devanagari Extra" w:cs="BRH Devanagari Extra"/>
-                <w:sz w:val="40"/>
-                <w:szCs w:val="40"/>
-                <w:lang w:val="it-IT"/>
-              </w:rPr>
-              <w:t>M×ü</w:t>
-            </w:r>
-            <w:r>
-              <w:rPr>
-                <w:rFonts w:ascii="BRH Malayalam Extra" w:hAnsi="BRH Malayalam Extra" w:cs="BRH Devanagari Extra"/>
-                <w:sz w:val="34"/>
-                <w:szCs w:val="40"/>
-                <w:lang w:val="it-IT"/>
-              </w:rPr>
-              <w:t>–</w:t>
-            </w:r>
-            <w:r>
-              <w:rPr>
-                <w:rFonts w:ascii="BRH Devanagari Extra" w:hAnsi="BRH Devanagari Extra" w:cs="BRH Devanagari Extra"/>
-                <w:sz w:val="40"/>
-                <w:szCs w:val="40"/>
-                <w:lang w:val="it-IT"/>
-              </w:rPr>
-              <w:t>hÉÑ</w:t>
-            </w:r>
-            <w:r>
-              <w:rPr>
-                <w:rFonts w:ascii="BRH Malayalam Extra" w:hAnsi="BRH Malayalam Extra" w:cs="BRH Devanagari Extra"/>
-                <w:sz w:val="34"/>
-                <w:szCs w:val="40"/>
-                <w:lang w:val="it-IT"/>
-              </w:rPr>
-              <w:t>–</w:t>
-            </w:r>
-            <w:r>
-              <w:rPr>
-                <w:rFonts w:ascii="BRH Devanagari Extra" w:hAnsi="BRH Devanagari Extra" w:cs="BRH Devanagari Extra"/>
-                <w:sz w:val="40"/>
-                <w:szCs w:val="40"/>
-                <w:lang w:val="it-IT"/>
-              </w:rPr>
-              <w:t>wuÉ</w:t>
-            </w:r>
-            <w:r>
-              <w:rPr>
-                <w:rFonts w:ascii="BRH Malayalam Extra" w:hAnsi="BRH Malayalam Extra" w:cs="BRH Devanagari Extra"/>
-                <w:sz w:val="34"/>
-                <w:szCs w:val="40"/>
-                <w:lang w:val="it-IT"/>
-              </w:rPr>
-              <w:t>–</w:t>
-            </w:r>
-            <w:r>
-              <w:rPr>
-                <w:rFonts w:ascii="BRH Devanagari Extra" w:hAnsi="BRH Devanagari Extra" w:cs="BRH Devanagari Extra"/>
-                <w:sz w:val="40"/>
-                <w:szCs w:val="40"/>
-                <w:lang w:val="it-IT"/>
-              </w:rPr>
-              <w:t xml:space="preserve"> | SæurÉÉ</w:t>
-            </w:r>
-            <w:r>
-              <w:rPr>
-                <w:rFonts w:ascii="BRH Devanagari Extra" w:hAnsi="BRH Devanagari Extra" w:cs="BRH Devanagari Extra"/>
-                <w:sz w:val="40"/>
-                <w:szCs w:val="40"/>
-                <w:highlight w:val="yellow"/>
-                <w:lang w:val="it-IT"/>
-              </w:rPr>
-              <w:t>þlÉÏ</w:t>
-            </w:r>
-            <w:r>
-              <w:rPr>
-                <w:rFonts w:ascii="BRH Devanagari Extra" w:hAnsi="BRH Devanagari Extra" w:cs="BRH Devanagari Extra"/>
-                <w:sz w:val="40"/>
-                <w:szCs w:val="40"/>
-                <w:lang w:val="it-IT"/>
-              </w:rPr>
-              <w:t xml:space="preserve"> | A</w:t>
-            </w:r>
-            <w:r>
-              <w:rPr>
-                <w:rFonts w:ascii="BRH Malayalam Extra" w:hAnsi="BRH Malayalam Extra" w:cs="BRH Devanagari Extra"/>
-                <w:sz w:val="34"/>
-                <w:szCs w:val="40"/>
-                <w:lang w:val="it-IT"/>
-              </w:rPr>
-              <w:t>–</w:t>
-            </w:r>
-            <w:r>
-              <w:rPr>
-                <w:rFonts w:ascii="BRH Devanagari Extra" w:hAnsi="BRH Devanagari Extra" w:cs="BRH Devanagari Extra"/>
-                <w:sz w:val="40"/>
-                <w:szCs w:val="40"/>
-                <w:lang w:val="it-IT"/>
-              </w:rPr>
-              <w:t>alÉå</w:t>
-            </w:r>
-            <w:r>
-              <w:rPr>
-                <w:rFonts w:ascii="BRH Malayalam Extra" w:hAnsi="BRH Malayalam Extra" w:cs="BRH Devanagari Extra"/>
-                <w:sz w:val="34"/>
-                <w:szCs w:val="40"/>
-                <w:lang w:val="it-IT"/>
-              </w:rPr>
-              <w:t>–</w:t>
-            </w:r>
-            <w:r>
-              <w:rPr>
-                <w:rFonts w:ascii="BRH Devanagari Extra" w:hAnsi="BRH Devanagari Extra" w:cs="BRH Devanagari Extra"/>
-                <w:sz w:val="40"/>
-                <w:szCs w:val="40"/>
-                <w:lang w:val="it-IT"/>
-              </w:rPr>
-              <w:t xml:space="preserve"> ||</w:t>
-            </w:r>
-          </w:p>
-        </w:tc>
-        <w:tc>
-          <w:tcPr>
-            <w:tcW w:w="5103" w:type="dxa"/>
-            <w:tcBorders>
-              <w:top w:val="single" w:sz="4" w:space="0" w:color="000000"/>
-              <w:left w:val="single" w:sz="4" w:space="0" w:color="000000"/>
-              <w:bottom w:val="single" w:sz="4" w:space="0" w:color="auto"/>
-              <w:right w:val="single" w:sz="4" w:space="0" w:color="000000"/>
-            </w:tcBorders>
-          </w:tcPr>
-          <w:p>
-            <w:pPr>
-              <w:widowControl w:val="0"/>
-              <w:autoSpaceDE w:val="0"/>
-              <w:autoSpaceDN w:val="0"/>
-              <w:adjustRightInd w:val="0"/>
-              <w:spacing w:before="0" w:line="240" w:lineRule="auto"/>
-              <w:rPr>
-                <w:rFonts w:ascii="BRH Devanagari Extra" w:hAnsi="BRH Devanagari Extra" w:cs="BRH Devanagari Extra"/>
-                <w:sz w:val="40"/>
-                <w:szCs w:val="40"/>
-                <w:lang w:val="it-IT"/>
-              </w:rPr>
-            </w:pPr>
-            <w:r>
-              <w:rPr>
-                <w:rFonts w:ascii="BRH Devanagari Extra" w:hAnsi="BRH Devanagari Extra" w:cs="BRH Devanagari Extra"/>
-                <w:sz w:val="40"/>
-                <w:szCs w:val="40"/>
-                <w:lang w:val="it-IT"/>
-              </w:rPr>
-              <w:t>M×ü</w:t>
-            </w:r>
-            <w:r>
-              <w:rPr>
-                <w:rFonts w:ascii="BRH Malayalam Extra" w:hAnsi="BRH Malayalam Extra" w:cs="BRH Devanagari Extra"/>
-                <w:sz w:val="34"/>
-                <w:szCs w:val="40"/>
-                <w:lang w:val="it-IT"/>
-              </w:rPr>
-              <w:t>–</w:t>
-            </w:r>
-            <w:r>
-              <w:rPr>
-                <w:rFonts w:ascii="BRH Devanagari Extra" w:hAnsi="BRH Devanagari Extra" w:cs="BRH Devanagari Extra"/>
-                <w:sz w:val="40"/>
-                <w:szCs w:val="40"/>
-                <w:lang w:val="it-IT"/>
-              </w:rPr>
-              <w:t>hÉÑ</w:t>
-            </w:r>
-            <w:r>
-              <w:rPr>
-                <w:rFonts w:ascii="BRH Malayalam Extra" w:hAnsi="BRH Malayalam Extra" w:cs="BRH Devanagari Extra"/>
-                <w:sz w:val="34"/>
-                <w:szCs w:val="40"/>
-                <w:lang w:val="it-IT"/>
-              </w:rPr>
-              <w:t>–</w:t>
-            </w:r>
-            <w:r>
-              <w:rPr>
-                <w:rFonts w:ascii="BRH Devanagari Extra" w:hAnsi="BRH Devanagari Extra" w:cs="BRH Devanagari Extra"/>
-                <w:sz w:val="40"/>
-                <w:szCs w:val="40"/>
-                <w:lang w:val="it-IT"/>
-              </w:rPr>
-              <w:t>wuÉ</w:t>
-            </w:r>
-            <w:r>
-              <w:rPr>
-                <w:rFonts w:ascii="BRH Malayalam Extra" w:hAnsi="BRH Malayalam Extra" w:cs="BRH Devanagari Extra"/>
-                <w:sz w:val="34"/>
-                <w:szCs w:val="40"/>
-                <w:lang w:val="it-IT"/>
-              </w:rPr>
-              <w:t>–</w:t>
-            </w:r>
-            <w:r>
-              <w:rPr>
-                <w:rFonts w:ascii="BRH Devanagari Extra" w:hAnsi="BRH Devanagari Extra" w:cs="BRH Devanagari Extra"/>
-                <w:sz w:val="40"/>
-                <w:szCs w:val="40"/>
-                <w:lang w:val="it-IT"/>
-              </w:rPr>
-              <w:t xml:space="preserve"> | SæurÉÉþ</w:t>
-            </w:r>
-            <w:r>
-              <w:rPr>
-                <w:rFonts w:ascii="BRH Devanagari Extra" w:hAnsi="BRH Devanagari Extra" w:cs="BRH Devanagari Extra"/>
-                <w:sz w:val="40"/>
-                <w:szCs w:val="40"/>
-                <w:highlight w:val="green"/>
-                <w:lang w:val="it-IT"/>
-              </w:rPr>
-              <w:t>ÌlÉ</w:t>
-            </w:r>
-            <w:r>
-              <w:rPr>
-                <w:rFonts w:ascii="BRH Devanagari Extra" w:hAnsi="BRH Devanagari Extra" w:cs="BRH Devanagari Extra"/>
-                <w:sz w:val="40"/>
-                <w:szCs w:val="40"/>
-                <w:lang w:val="it-IT"/>
-              </w:rPr>
-              <w:t xml:space="preserve"> | A</w:t>
-            </w:r>
-            <w:r>
-              <w:rPr>
-                <w:rFonts w:ascii="BRH Malayalam Extra" w:hAnsi="BRH Malayalam Extra" w:cs="BRH Devanagari Extra"/>
-                <w:sz w:val="34"/>
-                <w:szCs w:val="40"/>
-                <w:lang w:val="it-IT"/>
-              </w:rPr>
-              <w:t>–</w:t>
-            </w:r>
-            <w:r>
-              <w:rPr>
-                <w:rFonts w:ascii="BRH Devanagari Extra" w:hAnsi="BRH Devanagari Extra" w:cs="BRH Devanagari Extra"/>
-                <w:sz w:val="40"/>
-                <w:szCs w:val="40"/>
-                <w:lang w:val="it-IT"/>
-              </w:rPr>
-              <w:t>alÉå</w:t>
-            </w:r>
-            <w:r>
-              <w:rPr>
-                <w:rFonts w:ascii="BRH Malayalam Extra" w:hAnsi="BRH Malayalam Extra" w:cs="BRH Devanagari Extra"/>
-                <w:sz w:val="34"/>
-                <w:szCs w:val="40"/>
-                <w:lang w:val="it-IT"/>
-              </w:rPr>
-              <w:t>–</w:t>
-            </w:r>
-            <w:r>
-              <w:rPr>
-                <w:rFonts w:ascii="BRH Devanagari Extra" w:hAnsi="BRH Devanagari Extra" w:cs="BRH Devanagari Extra"/>
-                <w:sz w:val="40"/>
-                <w:szCs w:val="40"/>
-                <w:lang w:val="it-IT"/>
-              </w:rPr>
-              <w:t xml:space="preserve"> ||</w:t>
+                <w:color w:val="000000"/>
+                <w:sz w:val="40"/>
+                <w:szCs w:val="40"/>
+                <w:lang w:val="en-IN" w:eastAsia="en-IN"/>
+              </w:rPr>
+            </w:pPr>
+            <w:r>
+              <w:rPr>
+                <w:rFonts w:cs="Arial"/>
+                <w:color w:val="000000"/>
+                <w:sz w:val="32"/>
+                <w:szCs w:val="32"/>
+              </w:rPr>
+              <w:t>None</w:t>
             </w:r>
           </w:p>
         </w:tc>
@@ -2507,383 +2570,6 @@
           <w:u w:val="single"/>
         </w:rPr>
         <w:lastRenderedPageBreak/>
-        <w:t>================</w:t>
-      </w:r>
-    </w:p>
-    <w:p>
-      <w:pPr>
-        <w:jc w:val="center"/>
-        <w:rPr>
-          <w:b/>
-          <w:bCs/>
-          <w:sz w:val="32"/>
-          <w:szCs w:val="32"/>
-          <w:u w:val="single"/>
-        </w:rPr>
-      </w:pPr>
-    </w:p>
-    <w:p>
-      <w:pPr>
-        <w:jc w:val="center"/>
-        <w:rPr>
-          <w:b/>
-          <w:bCs/>
-          <w:sz w:val="32"/>
-          <w:szCs w:val="32"/>
-          <w:u w:val="single"/>
-        </w:rPr>
-      </w:pPr>
-      <w:r>
-        <w:rPr>
-          <w:b/>
-          <w:bCs/>
-          <w:sz w:val="32"/>
-          <w:szCs w:val="32"/>
-          <w:u w:val="single"/>
-        </w:rPr>
-        <w:t>TS Pada Paatam – TS 1.</w:t>
-      </w:r>
-      <w:r>
-        <w:rPr>
-          <w:b/>
-          <w:bCs/>
-          <w:sz w:val="32"/>
-          <w:szCs w:val="32"/>
-          <w:u w:val="single"/>
-        </w:rPr>
-        <w:t>2</w:t>
-      </w:r>
-      <w:r>
-        <w:rPr>
-          <w:b/>
-          <w:bCs/>
-          <w:sz w:val="32"/>
-          <w:szCs w:val="32"/>
-          <w:u w:val="single"/>
-        </w:rPr>
-        <w:t xml:space="preserve"> </w:t>
-      </w:r>
-      <w:r>
-        <w:rPr>
-          <w:b/>
-          <w:bCs/>
-          <w:sz w:val="32"/>
-          <w:szCs w:val="32"/>
-          <w:u w:val="single"/>
-        </w:rPr>
-        <w:t>Sanskrit</w:t>
-      </w:r>
-      <w:r>
-        <w:rPr>
-          <w:b/>
-          <w:bCs/>
-          <w:sz w:val="32"/>
-          <w:szCs w:val="32"/>
-          <w:u w:val="single"/>
-        </w:rPr>
-        <w:t xml:space="preserve"> Corrections –</w:t>
-      </w:r>
-      <w:r>
-        <w:rPr>
-          <w:b/>
-          <w:bCs/>
-          <w:sz w:val="32"/>
-          <w:szCs w:val="32"/>
-          <w:u w:val="single"/>
-        </w:rPr>
-        <w:t xml:space="preserve"> </w:t>
-      </w:r>
-      <w:r>
-        <w:rPr>
-          <w:b/>
-          <w:bCs/>
-          <w:sz w:val="32"/>
-          <w:szCs w:val="32"/>
-          <w:u w:val="single"/>
-        </w:rPr>
-        <w:t xml:space="preserve">Observed till </w:t>
-      </w:r>
-      <w:r>
-        <w:rPr>
-          <w:b/>
-          <w:bCs/>
-          <w:sz w:val="32"/>
-          <w:szCs w:val="32"/>
-          <w:u w:val="single"/>
-        </w:rPr>
-        <w:t>31st August 2022</w:t>
-      </w:r>
-    </w:p>
-    <w:p>
-      <w:pPr>
-        <w:spacing w:before="0" w:line="240" w:lineRule="auto"/>
-        <w:jc w:val="center"/>
-        <w:rPr>
-          <w:b/>
-          <w:szCs w:val="24"/>
-        </w:rPr>
-      </w:pPr>
-      <w:r>
-        <w:rPr>
-          <w:b/>
-          <w:szCs w:val="24"/>
-        </w:rPr>
-        <w:t>(ignore those which are already incorporated in your book’s version and date)</w:t>
-      </w:r>
-    </w:p>
-    <w:tbl>
-      <w:tblPr>
-        <w:tblW w:w="13353" w:type="dxa"/>
-        <w:tblInd w:w="250" w:type="dxa"/>
-        <w:tblBorders>
-          <w:top w:val="single" w:sz="4" w:space="0" w:color="000000"/>
-          <w:left w:val="single" w:sz="4" w:space="0" w:color="000000"/>
-          <w:bottom w:val="single" w:sz="4" w:space="0" w:color="000000"/>
-          <w:right w:val="single" w:sz="4" w:space="0" w:color="000000"/>
-          <w:insideH w:val="single" w:sz="4" w:space="0" w:color="000000"/>
-          <w:insideV w:val="single" w:sz="4" w:space="0" w:color="000000"/>
-        </w:tblBorders>
-        <w:tblLook w:val="04A0" w:firstRow="1" w:lastRow="0" w:firstColumn="1" w:lastColumn="0" w:noHBand="0" w:noVBand="1"/>
-      </w:tblPr>
-      <w:tblGrid>
-        <w:gridCol w:w="3006"/>
-        <w:gridCol w:w="5244"/>
-        <w:gridCol w:w="5103"/>
-      </w:tblGrid>
-      <w:tr>
-        <w:tc>
-          <w:tcPr>
-            <w:tcW w:w="3006" w:type="dxa"/>
-          </w:tcPr>
-          <w:p>
-            <w:pPr>
-              <w:spacing w:before="0" w:line="240" w:lineRule="auto"/>
-              <w:jc w:val="center"/>
-              <w:rPr>
-                <w:b/>
-                <w:bCs/>
-                <w:sz w:val="28"/>
-                <w:szCs w:val="28"/>
-              </w:rPr>
-            </w:pPr>
-            <w:r>
-              <w:rPr>
-                <w:b/>
-                <w:bCs/>
-                <w:sz w:val="28"/>
-                <w:szCs w:val="28"/>
-              </w:rPr>
-              <w:t>Section, Paragraph</w:t>
-            </w:r>
-          </w:p>
-          <w:p>
-            <w:pPr>
-              <w:spacing w:before="0" w:line="240" w:lineRule="auto"/>
-              <w:jc w:val="center"/>
-              <w:rPr>
-                <w:b/>
-                <w:bCs/>
-                <w:sz w:val="28"/>
-                <w:szCs w:val="28"/>
-              </w:rPr>
-            </w:pPr>
-            <w:r>
-              <w:rPr>
-                <w:b/>
-                <w:bCs/>
-                <w:sz w:val="28"/>
-                <w:szCs w:val="28"/>
-              </w:rPr>
-              <w:t>Reference</w:t>
-            </w:r>
-          </w:p>
-        </w:tc>
-        <w:tc>
-          <w:tcPr>
-            <w:tcW w:w="5244" w:type="dxa"/>
-          </w:tcPr>
-          <w:p>
-            <w:pPr>
-              <w:spacing w:before="0" w:line="240" w:lineRule="auto"/>
-              <w:jc w:val="center"/>
-              <w:rPr>
-                <w:b/>
-                <w:bCs/>
-                <w:sz w:val="28"/>
-                <w:szCs w:val="28"/>
-              </w:rPr>
-            </w:pPr>
-            <w:r>
-              <w:rPr>
-                <w:b/>
-                <w:bCs/>
-                <w:sz w:val="28"/>
-                <w:szCs w:val="28"/>
-              </w:rPr>
-              <w:t>As Printed</w:t>
-            </w:r>
-          </w:p>
-        </w:tc>
-        <w:tc>
-          <w:tcPr>
-            <w:tcW w:w="5103" w:type="dxa"/>
-          </w:tcPr>
-          <w:p>
-            <w:pPr>
-              <w:spacing w:before="0" w:line="240" w:lineRule="auto"/>
-              <w:ind w:left="-183" w:right="-18"/>
-              <w:jc w:val="center"/>
-              <w:rPr>
-                <w:b/>
-                <w:bCs/>
-                <w:sz w:val="28"/>
-                <w:szCs w:val="28"/>
-              </w:rPr>
-            </w:pPr>
-            <w:r>
-              <w:rPr>
-                <w:b/>
-                <w:bCs/>
-                <w:sz w:val="28"/>
-                <w:szCs w:val="28"/>
-              </w:rPr>
-              <w:t>To be read as or corrected as</w:t>
-            </w:r>
-          </w:p>
-        </w:tc>
-      </w:tr>
-      <w:tr>
-        <w:trPr>
-          <w:trHeight w:val="1020"/>
-        </w:trPr>
-        <w:tc>
-          <w:tcPr>
-            <w:tcW w:w="3006" w:type="dxa"/>
-            <w:tcBorders>
-              <w:top w:val="single" w:sz="4" w:space="0" w:color="000000"/>
-              <w:left w:val="single" w:sz="4" w:space="0" w:color="000000"/>
-              <w:bottom w:val="single" w:sz="4" w:space="0" w:color="auto"/>
-              <w:right w:val="single" w:sz="4" w:space="0" w:color="000000"/>
-            </w:tcBorders>
-          </w:tcPr>
-          <w:p>
-            <w:pPr>
-              <w:spacing w:before="0" w:line="240" w:lineRule="auto"/>
-              <w:ind w:left="29"/>
-              <w:jc w:val="center"/>
-              <w:rPr>
-                <w:rFonts w:cs="Arial"/>
-                <w:color w:val="000000"/>
-                <w:sz w:val="32"/>
-                <w:szCs w:val="32"/>
-              </w:rPr>
-            </w:pPr>
-            <w:r>
-              <w:rPr>
-                <w:rFonts w:cs="Arial"/>
-                <w:color w:val="000000"/>
-                <w:sz w:val="32"/>
-                <w:szCs w:val="32"/>
-              </w:rPr>
-              <w:t>None</w:t>
-            </w:r>
-          </w:p>
-        </w:tc>
-        <w:tc>
-          <w:tcPr>
-            <w:tcW w:w="5244" w:type="dxa"/>
-            <w:tcBorders>
-              <w:top w:val="single" w:sz="4" w:space="0" w:color="000000"/>
-              <w:left w:val="single" w:sz="4" w:space="0" w:color="000000"/>
-              <w:bottom w:val="single" w:sz="4" w:space="0" w:color="auto"/>
-              <w:right w:val="single" w:sz="4" w:space="0" w:color="000000"/>
-            </w:tcBorders>
-          </w:tcPr>
-          <w:p>
-            <w:pPr>
-              <w:widowControl w:val="0"/>
-              <w:autoSpaceDE w:val="0"/>
-              <w:autoSpaceDN w:val="0"/>
-              <w:adjustRightInd w:val="0"/>
-              <w:spacing w:line="240" w:lineRule="auto"/>
-              <w:ind w:right="-138"/>
-              <w:jc w:val="center"/>
-              <w:rPr>
-                <w:rFonts w:ascii="BRH Malayalam Extra" w:hAnsi="BRH Malayalam Extra" w:cs="BRH Malayalam Extra"/>
-                <w:color w:val="000000"/>
-                <w:sz w:val="40"/>
-                <w:szCs w:val="40"/>
-                <w:lang w:val="en-IN" w:eastAsia="en-IN"/>
-              </w:rPr>
-            </w:pPr>
-            <w:r>
-              <w:rPr>
-                <w:rFonts w:cs="Arial"/>
-                <w:color w:val="000000"/>
-                <w:sz w:val="32"/>
-                <w:szCs w:val="32"/>
-              </w:rPr>
-              <w:t>None</w:t>
-            </w:r>
-          </w:p>
-        </w:tc>
-        <w:tc>
-          <w:tcPr>
-            <w:tcW w:w="5103" w:type="dxa"/>
-            <w:tcBorders>
-              <w:top w:val="single" w:sz="4" w:space="0" w:color="000000"/>
-              <w:left w:val="single" w:sz="4" w:space="0" w:color="000000"/>
-              <w:bottom w:val="single" w:sz="4" w:space="0" w:color="auto"/>
-              <w:right w:val="single" w:sz="4" w:space="0" w:color="000000"/>
-            </w:tcBorders>
-          </w:tcPr>
-          <w:p>
-            <w:pPr>
-              <w:widowControl w:val="0"/>
-              <w:autoSpaceDE w:val="0"/>
-              <w:autoSpaceDN w:val="0"/>
-              <w:adjustRightInd w:val="0"/>
-              <w:spacing w:before="0" w:line="240" w:lineRule="auto"/>
-              <w:rPr>
-                <w:rFonts w:ascii="BRH Malayalam Extra" w:hAnsi="BRH Malayalam Extra" w:cs="BRH Malayalam Extra"/>
-                <w:color w:val="000000"/>
-                <w:sz w:val="40"/>
-                <w:szCs w:val="40"/>
-                <w:lang w:val="en-IN" w:eastAsia="en-IN"/>
-              </w:rPr>
-            </w:pPr>
-            <w:r>
-              <w:rPr>
-                <w:rFonts w:cs="Arial"/>
-                <w:color w:val="000000"/>
-                <w:sz w:val="32"/>
-                <w:szCs w:val="32"/>
-              </w:rPr>
-              <w:t>None</w:t>
-            </w:r>
-          </w:p>
-        </w:tc>
-      </w:tr>
-    </w:tbl>
-    <w:p>
-      <w:pPr>
-        <w:jc w:val="center"/>
-        <w:rPr>
-          <w:b/>
-          <w:bCs/>
-          <w:sz w:val="32"/>
-          <w:szCs w:val="32"/>
-          <w:u w:val="single"/>
-        </w:rPr>
-      </w:pPr>
-      <w:r>
-        <w:rPr>
-          <w:b/>
-          <w:bCs/>
-          <w:sz w:val="32"/>
-          <w:szCs w:val="32"/>
-          <w:u w:val="single"/>
-        </w:rPr>
         <w:t>================</w:t>
       </w:r>
     </w:p>
@@ -3507,7 +3193,6 @@
                 <w:sz w:val="32"/>
                 <w:szCs w:val="32"/>
               </w:rPr>
-              <w:lastRenderedPageBreak/>
               <w:t>Reference</w:t>
             </w:r>
           </w:p>
@@ -3534,7 +3219,6 @@
                 <w:sz w:val="32"/>
                 <w:szCs w:val="32"/>
               </w:rPr>
-              <w:lastRenderedPageBreak/>
               <w:t>As Printed</w:t>
             </w:r>
           </w:p>
@@ -4374,6 +4058,7 @@
                 <w:sz w:val="40"/>
                 <w:szCs w:val="40"/>
               </w:rPr>
+              <w:lastRenderedPageBreak/>
               <w:t>CiÉç |</w:t>
             </w:r>
           </w:p>
@@ -4403,6 +4088,7 @@
                 <w:sz w:val="40"/>
                 <w:szCs w:val="40"/>
               </w:rPr>
+              <w:lastRenderedPageBreak/>
               <w:t>xÉ</w:t>
             </w:r>
             <w:r>
@@ -4454,6 +4140,7 @@
                 <w:sz w:val="40"/>
                 <w:szCs w:val="40"/>
               </w:rPr>
+              <w:lastRenderedPageBreak/>
               <w:t>CiÉç |</w:t>
             </w:r>
           </w:p>
@@ -4495,6 +4182,7 @@
                 <w:sz w:val="32"/>
                 <w:szCs w:val="32"/>
               </w:rPr>
+              <w:lastRenderedPageBreak/>
               <w:t>1.2.12.2 – Vaakyam</w:t>
             </w:r>
           </w:p>
@@ -5025,7 +4713,6 @@
                 <w:sz w:val="28"/>
                 <w:szCs w:val="32"/>
               </w:rPr>
-              <w:lastRenderedPageBreak/>
               <w:t>Padam Correction = None</w:t>
             </w:r>
           </w:p>
@@ -5819,7 +5506,6 @@
                 <w:szCs w:val="28"/>
                 <w:lang w:val="it-IT"/>
               </w:rPr>
-              <w:lastRenderedPageBreak/>
               <w:t>1.2.3.2 – Padam</w:t>
             </w:r>
           </w:p>
@@ -6457,6 +6143,7 @@
                 <w:szCs w:val="28"/>
                 <w:lang w:val="it-IT"/>
               </w:rPr>
+              <w:lastRenderedPageBreak/>
               <w:t>1.2.10.2 – Padam</w:t>
             </w:r>
           </w:p>
@@ -7520,7 +7207,6 @@
                 <w:szCs w:val="28"/>
                 <w:lang w:val="it-IT"/>
               </w:rPr>
-              <w:lastRenderedPageBreak/>
               <w:t>1.2.14.2 – Padam</w:t>
             </w:r>
           </w:p>
@@ -8153,6 +7839,7 @@
                 <w:sz w:val="40"/>
                 <w:szCs w:val="40"/>
               </w:rPr>
+              <w:lastRenderedPageBreak/>
               <w:t>¢üÏýhÉÉý</w:t>
             </w:r>
             <w:r>
@@ -8742,7 +8429,6 @@
           <w:szCs w:val="32"/>
           <w:u w:val="single"/>
         </w:rPr>
-        <w:lastRenderedPageBreak/>
         <w:t>TS</w:t>
       </w:r>
       <w:r>
@@ -9348,6 +9034,7 @@
                 <w:sz w:val="28"/>
                 <w:szCs w:val="28"/>
               </w:rPr>
+              <w:lastRenderedPageBreak/>
               <w:t>T.S. 1.2.3.3  Padam 15</w:t>
             </w:r>
           </w:p>
@@ -9827,7 +9514,6 @@
                 <w:sz w:val="28"/>
                 <w:szCs w:val="28"/>
               </w:rPr>
-              <w:lastRenderedPageBreak/>
               <w:t xml:space="preserve">T.S. </w:t>
             </w:r>
             <w:r>
